--- a/docs/funding_application/選定理由書_UNFIX_v1.0.docx
+++ b/docs/funding_application/選定理由書_UNFIX_v1.0.docx
@@ -2,7 +2,7 @@
 <file path=word/document.xml><?xml version="1.0" encoding="utf-8"?>
 <w:document xmlns:w="http://schemas.openxmlformats.org/wordprocessingml/2006/main" xmlns:m="http://schemas.openxmlformats.org/officeDocument/2006/math" xmlns:r="http://schemas.openxmlformats.org/officeDocument/2006/relationships" xmlns:o="urn:schemas-microsoft-com:office:office" xmlns:v="urn:schemas-microsoft-com:vml" xmlns:w10="urn:schemas-microsoft-com:office:word" xmlns:a="http://schemas.openxmlformats.org/drawingml/2006/main" xmlns:pic="http://schemas.openxmlformats.org/drawingml/2006/picture" xmlns:wp="http://schemas.openxmlformats.org/drawingml/2006/wordprocessingDrawing">
   <w:body>
-    <w:bookmarkStart w:id="42" w:name="選定理由書--株式会社アンフィックスエンターテイメント"/>
+    <w:bookmarkStart w:id="46" w:name="選定理由書--株式会社アンフィックスエンターテイメント"/>
     <w:p>
       <w:pPr>
         <w:pStyle w:val="Heading1"/>
@@ -585,7 +585,7 @@
                 <w:bCs/>
                 <w:b/>
               </w:rPr>
-              <w:t xml:space="preserve">パイロット V1 で実証された高い AI スキャン技術力 (実証データ添付)</w:t>
+              <w:t xml:space="preserve">ネイティブ・マルチモーダル AI による次世代スキャン技術 (従来 OCR と次元の異なる認識力・理解力をパイロット V1 で実証)</w:t>
             </w:r>
           </w:p>
         </w:tc>
@@ -1998,13 +1998,13 @@
     </w:p>
     <w:bookmarkEnd w:id="28"/>
     <w:bookmarkEnd w:id="29"/>
-    <w:bookmarkStart w:id="36" w:name="X57d822df18b4a2bf9c22c10070326d7a52df0ab"/>
+    <w:bookmarkStart w:id="40" w:name="X045021fa53f4c0349d787effd949f100bb139fd"/>
     <w:p>
       <w:pPr>
         <w:pStyle w:val="Heading2"/>
       </w:pPr>
       <w:r>
-        <w:t xml:space="preserve">第 5 章 選定理由④ — パイロット V1 で実証された高い AI スキャン技術力</w:t>
+        <w:t xml:space="preserve">第 5 章 選定理由④ — ネイティブ・マルチモーダル AI による次世代スキャン技術 (パイロット V1 実証済)</w:t>
       </w:r>
     </w:p>
     <w:bookmarkStart w:id="30" w:name="X932cbeaf32ac7bf264d838e8dccd631f0ceb947"/>
@@ -2331,13 +2331,13 @@
       </w:r>
     </w:p>
     <w:bookmarkEnd w:id="30"/>
-    <w:bookmarkStart w:id="34" w:name="X1487fef2ec647886832eec3674ef281b17fd41f"/>
+    <w:bookmarkStart w:id="34" w:name="Xcacf3829045c06af014aff9407b7def9e6948ef"/>
     <w:p>
       <w:pPr>
         <w:pStyle w:val="Heading3"/>
       </w:pPr>
       <w:r>
-        <w:t xml:space="preserve">5.2 ウェルフォート様での実証検証結果 (実証データ添付)</w:t>
+        <w:t xml:space="preserve">5.2 「従来 OCR」と「ネイティブ・マルチモーダル AI スキャン」の本質的相違</w:t>
       </w:r>
     </w:p>
     <w:p>
@@ -2345,16 +2345,655 @@
         <w:pStyle w:val="FirstParagraph"/>
       </w:pPr>
       <w:r>
-        <w:t xml:space="preserve">UNFIX 社のパイロット V1 を、当社 (Wellfort) 役員レビューにて検証した結果を以下に示す。</w:t>
-      </w:r>
-    </w:p>
-    <w:bookmarkStart w:id="31" w:name="検証材料"/>
+        <w:t xml:space="preserve">UNFIX 社のパイロット V1 が実装している AI スキャンは、</w:t>
+      </w:r>
+      <w:r>
+        <w:rPr>
+          <w:bCs/>
+          <w:b/>
+        </w:rPr>
+        <w:t xml:space="preserve">従来の OCR (光学文字認識) スキャンとは技術原理が根本的に異なる</w:t>
+      </w:r>
+      <w:r>
+        <w:t xml:space="preserve">。本補助事業のスキャン技術が「次世代」である核心は、最新の大規模マルチモーダル AI モデル (本パイロットでは Google Gemini 2.5 Flash) の</w:t>
+      </w:r>
+      <w:r>
+        <w:t xml:space="preserve"> </w:t>
+      </w:r>
+      <w:r>
+        <w:rPr>
+          <w:bCs/>
+          <w:b/>
+        </w:rPr>
+        <w:t xml:space="preserve">ネイティブ・マルチモーダル機能</w:t>
+      </w:r>
+      <w:r>
+        <w:t xml:space="preserve"> </w:t>
+      </w:r>
+      <w:r>
+        <w:t xml:space="preserve">を活用し、AI が画像内の文字を「読む」のではなく</w:t>
+      </w:r>
+      <w:r>
+        <w:t xml:space="preserve"> </w:t>
+      </w:r>
+      <w:r>
+        <w:rPr>
+          <w:bCs/>
+          <w:b/>
+        </w:rPr>
+        <w:t xml:space="preserve">文字・表・記号・手書き注釈の意味を「理解」して構造化する</w:t>
+      </w:r>
+      <w:r>
+        <w:t xml:space="preserve"> </w:t>
+      </w:r>
+      <w:r>
+        <w:t xml:space="preserve">点にある。</w:t>
+      </w:r>
+    </w:p>
+    <w:bookmarkStart w:id="31" w:name="Xacefe8d6b16300c52a5c6ea8dc084115c776141"/>
     <w:p>
       <w:pPr>
         <w:pStyle w:val="Heading4"/>
       </w:pPr>
       <w:r>
-        <w:t xml:space="preserve">検証材料</w:t>
+        <w:t xml:space="preserve">5.2.1 アプローチの比較</w:t>
+      </w:r>
+    </w:p>
+    <w:tbl>
+      <w:tblPr>
+        <w:tblStyle w:val="Table"/>
+        <w:tblW w:type="auto" w:w="0"/>
+        <w:tblLook w:firstRow="1" w:lastRow="0" w:firstColumn="0" w:lastColumn="0" w:noHBand="0" w:noVBand="0" w:val="0020"/>
+        <w:jc w:val="start"/>
+      </w:tblPr>
+      <w:tblGrid>
+        <w:gridCol w:w="2640"/>
+        <w:gridCol w:w="2640"/>
+        <w:gridCol w:w="2640"/>
+      </w:tblGrid>
+      <w:tr>
+        <w:trPr>
+          <w:tblHeader w:val="true"/>
+        </w:trPr>
+        <w:tc>
+          <w:tcPr/>
+          <w:p>
+            <w:pPr>
+              <w:pStyle w:val="Compact"/>
+              <w:jc w:val="left"/>
+            </w:pPr>
+            <w:r>
+              <w:t xml:space="preserve">観点</w:t>
+            </w:r>
+          </w:p>
+        </w:tc>
+        <w:tc>
+          <w:tcPr/>
+          <w:p>
+            <w:pPr>
+              <w:pStyle w:val="Compact"/>
+              <w:jc w:val="left"/>
+            </w:pPr>
+            <w:r>
+              <w:t xml:space="preserve">従来 OCR スキャン</w:t>
+            </w:r>
+          </w:p>
+        </w:tc>
+        <w:tc>
+          <w:tcPr/>
+          <w:p>
+            <w:pPr>
+              <w:pStyle w:val="Compact"/>
+              <w:jc w:val="left"/>
+            </w:pPr>
+            <w:r>
+              <w:rPr>
+                <w:bCs/>
+                <w:b/>
+              </w:rPr>
+              <w:t xml:space="preserve">ネイティブ・マルチモーダル AI スキャン (本パイロット)</w:t>
+            </w:r>
+          </w:p>
+        </w:tc>
+      </w:tr>
+      <w:tr>
+        <w:tc>
+          <w:tcPr/>
+          <w:p>
+            <w:pPr>
+              <w:pStyle w:val="Compact"/>
+              <w:jc w:val="left"/>
+            </w:pPr>
+            <w:r>
+              <w:t xml:space="preserve">技術原理</w:t>
+            </w:r>
+          </w:p>
+        </w:tc>
+        <w:tc>
+          <w:tcPr/>
+          <w:p>
+            <w:pPr>
+              <w:pStyle w:val="Compact"/>
+              <w:jc w:val="left"/>
+            </w:pPr>
+            <w:r>
+              <w:t xml:space="preserve">画素から個別文字を 1 文字ずつ識別 → 後段で別途レイアウト解析</w:t>
+            </w:r>
+          </w:p>
+        </w:tc>
+        <w:tc>
+          <w:tcPr/>
+          <w:p>
+            <w:pPr>
+              <w:pStyle w:val="Compact"/>
+              <w:jc w:val="left"/>
+            </w:pPr>
+            <w:r>
+              <w:t xml:space="preserve">画像と言語理解を</w:t>
+            </w:r>
+            <w:r>
+              <w:rPr>
+                <w:bCs/>
+                <w:b/>
+              </w:rPr>
+              <w:t xml:space="preserve">同一の AI モデルが同時に処理</w:t>
+            </w:r>
+            <w:r>
+              <w:t xml:space="preserve"> </w:t>
+            </w:r>
+            <w:r>
+              <w:t xml:space="preserve">(End-to-End マルチモーダル)</w:t>
+            </w:r>
+          </w:p>
+        </w:tc>
+      </w:tr>
+      <w:tr>
+        <w:tc>
+          <w:tcPr/>
+          <w:p>
+            <w:pPr>
+              <w:pStyle w:val="Compact"/>
+              <w:jc w:val="left"/>
+            </w:pPr>
+            <w:r>
+              <w:t xml:space="preserve">フォーマット対応</w:t>
+            </w:r>
+          </w:p>
+        </w:tc>
+        <w:tc>
+          <w:tcPr/>
+          <w:p>
+            <w:pPr>
+              <w:pStyle w:val="Compact"/>
+              <w:jc w:val="left"/>
+            </w:pPr>
+            <w:r>
+              <w:rPr>
+                <w:bCs/>
+                <w:b/>
+              </w:rPr>
+              <w:t xml:space="preserve">事前にテンプレートを登録</w:t>
+            </w:r>
+            <w:r>
+              <w:t xml:space="preserve">した検査票のみ対応</w:t>
+            </w:r>
+            <w:r>
+              <w:t xml:space="preserve">(検査会社・帳票ごとに学習・調整が必要)</w:t>
+            </w:r>
+          </w:p>
+        </w:tc>
+        <w:tc>
+          <w:tcPr/>
+          <w:p>
+            <w:pPr>
+              <w:pStyle w:val="Compact"/>
+              <w:jc w:val="left"/>
+            </w:pPr>
+            <w:r>
+              <w:rPr>
+                <w:bCs/>
+                <w:b/>
+              </w:rPr>
+              <w:t xml:space="preserve">テンプレート登録一切不要</w:t>
+            </w:r>
+            <w:r>
+              <w:t xml:space="preserve">。人間ドック・健康診断・血液検査・任意の検査会社の任意レイアウトを</w:t>
+            </w:r>
+            <w:r>
+              <w:t xml:space="preserve"> </w:t>
+            </w:r>
+            <w:r>
+              <w:rPr>
+                <w:bCs/>
+                <w:b/>
+              </w:rPr>
+              <w:t xml:space="preserve">その場で文脈理解</w:t>
+            </w:r>
+          </w:p>
+        </w:tc>
+      </w:tr>
+      <w:tr>
+        <w:tc>
+          <w:tcPr/>
+          <w:p>
+            <w:pPr>
+              <w:pStyle w:val="Compact"/>
+              <w:jc w:val="left"/>
+            </w:pPr>
+            <w:r>
+              <w:t xml:space="preserve">表構造の認識</w:t>
+            </w:r>
+          </w:p>
+        </w:tc>
+        <w:tc>
+          <w:tcPr/>
+          <w:p>
+            <w:pPr>
+              <w:pStyle w:val="Compact"/>
+              <w:jc w:val="left"/>
+            </w:pPr>
+            <w:r>
+              <w:t xml:space="preserve">罫線検出 + ルールベースのセル分割</w:t>
+            </w:r>
+            <w:r>
+              <w:t xml:space="preserve">(罫線が薄い・斜め・歪んだ撮影では崩れる)</w:t>
+            </w:r>
+          </w:p>
+        </w:tc>
+        <w:tc>
+          <w:tcPr/>
+          <w:p>
+            <w:pPr>
+              <w:pStyle w:val="Compact"/>
+              <w:jc w:val="left"/>
+            </w:pPr>
+            <w:r>
+              <w:t xml:space="preserve">「これは検査項目の表である」と AI が</w:t>
+            </w:r>
+            <w:r>
+              <w:rPr>
+                <w:bCs/>
+                <w:b/>
+              </w:rPr>
+              <w:t xml:space="preserve">意味として認識</w:t>
+            </w:r>
+            <w:r>
+              <w:t xml:space="preserve">し、罫線が無くてもセルを正しく対応付け</w:t>
+            </w:r>
+          </w:p>
+        </w:tc>
+      </w:tr>
+      <w:tr>
+        <w:tc>
+          <w:tcPr/>
+          <w:p>
+            <w:pPr>
+              <w:pStyle w:val="Compact"/>
+              <w:jc w:val="left"/>
+            </w:pPr>
+            <w:r>
+              <w:t xml:space="preserve">列の対応</w:t>
+            </w:r>
+          </w:p>
+        </w:tc>
+        <w:tc>
+          <w:tcPr/>
+          <w:p>
+            <w:pPr>
+              <w:pStyle w:val="Compact"/>
+              <w:jc w:val="left"/>
+            </w:pPr>
+            <w:r>
+              <w:t xml:space="preserve">座標ベースで「○番目の列」を機械的に割当</w:t>
+            </w:r>
+            <w:r>
+              <w:t xml:space="preserve">(列の幅やズレに脆い)</w:t>
+            </w:r>
+          </w:p>
+        </w:tc>
+        <w:tc>
+          <w:tcPr/>
+          <w:p>
+            <w:pPr>
+              <w:pStyle w:val="Compact"/>
+              <w:jc w:val="left"/>
+            </w:pPr>
+            <w:r>
+              <w:t xml:space="preserve">「読取値」「単位」「下限値」「上限値」を</w:t>
+            </w:r>
+            <w:r>
+              <w:t xml:space="preserve"> </w:t>
+            </w:r>
+            <w:r>
+              <w:rPr>
+                <w:bCs/>
+                <w:b/>
+              </w:rPr>
+              <w:t xml:space="preserve">列ヘッダの意味</w:t>
+            </w:r>
+            <w:r>
+              <w:t xml:space="preserve">から判定。並び順が違っても正しく対応</w:t>
+            </w:r>
+          </w:p>
+        </w:tc>
+      </w:tr>
+      <w:tr>
+        <w:tc>
+          <w:tcPr/>
+          <w:p>
+            <w:pPr>
+              <w:pStyle w:val="Compact"/>
+              <w:jc w:val="left"/>
+            </w:pPr>
+            <w:r>
+              <w:t xml:space="preserve">手書き文字</w:t>
+            </w:r>
+          </w:p>
+        </w:tc>
+        <w:tc>
+          <w:tcPr/>
+          <w:p>
+            <w:pPr>
+              <w:pStyle w:val="Compact"/>
+              <w:jc w:val="left"/>
+            </w:pPr>
+            <w:r>
+              <w:t xml:space="preserve">認識精度が著しく低下</w:t>
+            </w:r>
+            <w:r>
+              <w:t xml:space="preserve">(辞書登録の手書きパターンに限定)</w:t>
+            </w:r>
+          </w:p>
+        </w:tc>
+        <w:tc>
+          <w:tcPr/>
+          <w:p>
+            <w:pPr>
+              <w:pStyle w:val="Compact"/>
+              <w:jc w:val="left"/>
+            </w:pPr>
+            <w:r>
+              <w:rPr>
+                <w:bCs/>
+                <w:b/>
+              </w:rPr>
+              <w:t xml:space="preserve">前後の文脈</w:t>
+            </w:r>
+            <w:r>
+              <w:t xml:space="preserve"> </w:t>
+            </w:r>
+            <w:r>
+              <w:t xml:space="preserve">(隣のセル / 同じ行の項目名 / 一般的な検査基準値) を AI が参照して推論。「6.1」が読みづらくても、隣に「総たん白 / 単位 g/dl / 基準 6.6〜8.1」とあれば「6.1」と確信を持って判定</w:t>
+            </w:r>
+          </w:p>
+        </w:tc>
+      </w:tr>
+      <w:tr>
+        <w:tc>
+          <w:tcPr/>
+          <w:p>
+            <w:pPr>
+              <w:pStyle w:val="Compact"/>
+              <w:jc w:val="left"/>
+            </w:pPr>
+            <w:r>
+              <w:t xml:space="preserve">赤線・蛍光ペン強調</w:t>
+            </w:r>
+          </w:p>
+        </w:tc>
+        <w:tc>
+          <w:tcPr/>
+          <w:p>
+            <w:pPr>
+              <w:pStyle w:val="Compact"/>
+              <w:jc w:val="left"/>
+            </w:pPr>
+            <w:r>
+              <w:t xml:space="preserve">認識不可 (色情報を捨てるか、別途ルール実装が必要)</w:t>
+            </w:r>
+          </w:p>
+        </w:tc>
+        <w:tc>
+          <w:tcPr/>
+          <w:p>
+            <w:pPr>
+              <w:pStyle w:val="Compact"/>
+              <w:jc w:val="left"/>
+            </w:pPr>
+            <w:r>
+              <w:rPr>
+                <w:bCs/>
+                <w:b/>
+              </w:rPr>
+              <w:t xml:space="preserve">AI が「赤ペンで強調 = 注目すべき箇所」と意味理解</w:t>
+            </w:r>
+            <w:r>
+              <w:t xml:space="preserve"> </w:t>
+            </w:r>
+            <w:r>
+              <w:t xml:space="preserve">し、抽出結果に「強調」タグを自動付与</w:t>
+            </w:r>
+          </w:p>
+        </w:tc>
+      </w:tr>
+      <w:tr>
+        <w:tc>
+          <w:tcPr/>
+          <w:p>
+            <w:pPr>
+              <w:pStyle w:val="Compact"/>
+              <w:jc w:val="left"/>
+            </w:pPr>
+            <w:r>
+              <w:t xml:space="preserve">異常値判定 (H/L)</w:t>
+            </w:r>
+          </w:p>
+        </w:tc>
+        <w:tc>
+          <w:tcPr/>
+          <w:p>
+            <w:pPr>
+              <w:pStyle w:val="Compact"/>
+              <w:jc w:val="left"/>
+            </w:pPr>
+            <w:r>
+              <w:t xml:space="preserve">文字として「H」「L」を拾う程度</w:t>
+            </w:r>
+            <w:r>
+              <w:t xml:space="preserve">(判定根拠の説明不可)</w:t>
+            </w:r>
+          </w:p>
+        </w:tc>
+        <w:tc>
+          <w:tcPr/>
+          <w:p>
+            <w:pPr>
+              <w:pStyle w:val="Compact"/>
+              <w:jc w:val="left"/>
+            </w:pPr>
+            <w:r>
+              <w:t xml:space="preserve">値と基準値を</w:t>
+            </w:r>
+            <w:r>
+              <w:t xml:space="preserve"> </w:t>
+            </w:r>
+            <w:r>
+              <w:rPr>
+                <w:bCs/>
+                <w:b/>
+              </w:rPr>
+              <w:t xml:space="preserve">AI が比較理解</w:t>
+            </w:r>
+            <w:r>
+              <w:t xml:space="preserve"> </w:t>
+            </w:r>
+            <w:r>
+              <w:t xml:space="preserve">し、自ら「H 判定」を再現できる</w:t>
+            </w:r>
+            <w:r>
+              <w:t xml:space="preserve">(誤読の検出にも寄与)</w:t>
+            </w:r>
+          </w:p>
+        </w:tc>
+      </w:tr>
+      <w:tr>
+        <w:tc>
+          <w:tcPr/>
+          <w:p>
+            <w:pPr>
+              <w:pStyle w:val="Compact"/>
+              <w:jc w:val="left"/>
+            </w:pPr>
+            <w:r>
+              <w:t xml:space="preserve">誤読リスクの自己申告</w:t>
+            </w:r>
+          </w:p>
+        </w:tc>
+        <w:tc>
+          <w:tcPr/>
+          <w:p>
+            <w:pPr>
+              <w:pStyle w:val="Compact"/>
+              <w:jc w:val="left"/>
+            </w:pPr>
+            <w:r>
+              <w:t xml:space="preserve">不可能 (OCR エンジンは「自信」のスコアしか出さない)</w:t>
+            </w:r>
+          </w:p>
+        </w:tc>
+        <w:tc>
+          <w:tcPr/>
+          <w:p>
+            <w:pPr>
+              <w:pStyle w:val="Compact"/>
+              <w:jc w:val="left"/>
+            </w:pPr>
+            <w:r>
+              <w:rPr>
+                <w:bCs/>
+                <w:b/>
+              </w:rPr>
+              <w:t xml:space="preserve">「この行は信頼度が低い」「ここはユーザー確認推奨」を AI が自然言語で表明</w:t>
+            </w:r>
+            <w:r>
+              <w:t xml:space="preserve"> </w:t>
+            </w:r>
+            <w:r>
+              <w:t xml:space="preserve">できる (本パイロットでは 58 件中 18 件を要確認に列挙)</w:t>
+            </w:r>
+          </w:p>
+        </w:tc>
+      </w:tr>
+      <w:tr>
+        <w:tc>
+          <w:tcPr/>
+          <w:p>
+            <w:pPr>
+              <w:pStyle w:val="Compact"/>
+              <w:jc w:val="left"/>
+            </w:pPr>
+            <w:r>
+              <w:t xml:space="preserve">多言語・記号</w:t>
+            </w:r>
+          </w:p>
+        </w:tc>
+        <w:tc>
+          <w:tcPr/>
+          <w:p>
+            <w:pPr>
+              <w:pStyle w:val="Compact"/>
+              <w:jc w:val="left"/>
+            </w:pPr>
+            <w:r>
+              <w:t xml:space="preserve">言語別エンジンの切替が必要</w:t>
+            </w:r>
+          </w:p>
+        </w:tc>
+        <w:tc>
+          <w:tcPr/>
+          <w:p>
+            <w:pPr>
+              <w:pStyle w:val="Compact"/>
+              <w:jc w:val="left"/>
+            </w:pPr>
+            <w:r>
+              <w:t xml:space="preserve">日本語・英語・略号 (AST / GPT / γ-GTP 等)・単位 (mmol/l, µg/ml 等) を</w:t>
+            </w:r>
+            <w:r>
+              <w:rPr>
+                <w:bCs/>
+                <w:b/>
+              </w:rPr>
+              <w:t xml:space="preserve">同一モデルが同時処理</w:t>
+            </w:r>
+          </w:p>
+        </w:tc>
+      </w:tr>
+      <w:tr>
+        <w:tc>
+          <w:tcPr/>
+          <w:p>
+            <w:pPr>
+              <w:pStyle w:val="Compact"/>
+              <w:jc w:val="left"/>
+            </w:pPr>
+            <w:r>
+              <w:t xml:space="preserve">新フォーマット対応コスト</w:t>
+            </w:r>
+          </w:p>
+        </w:tc>
+        <w:tc>
+          <w:tcPr/>
+          <w:p>
+            <w:pPr>
+              <w:pStyle w:val="Compact"/>
+              <w:jc w:val="left"/>
+            </w:pPr>
+            <w:r>
+              <w:t xml:space="preserve">1 フォーマット追加 = 学習・調整工数で数日〜数週</w:t>
+            </w:r>
+          </w:p>
+        </w:tc>
+        <w:tc>
+          <w:tcPr/>
+          <w:p>
+            <w:pPr>
+              <w:pStyle w:val="Compact"/>
+              <w:jc w:val="left"/>
+            </w:pPr>
+            <w:r>
+              <w:rPr>
+                <w:bCs/>
+                <w:b/>
+              </w:rPr>
+              <w:t xml:space="preserve">コスト ≒ ゼロ</w:t>
+            </w:r>
+            <w:r>
+              <w:t xml:space="preserve"> </w:t>
+            </w:r>
+            <w:r>
+              <w:t xml:space="preserve">(プロンプトを更新するだけで即対応)</w:t>
+            </w:r>
+          </w:p>
+        </w:tc>
+      </w:tr>
+    </w:tbl>
+    <w:bookmarkEnd w:id="31"/>
+    <w:bookmarkStart w:id="32" w:name="X673db8f59f3b0c2cb9c2e1ed76a2e29b4f801e9"/>
+    <w:p>
+      <w:pPr>
+        <w:pStyle w:val="Heading4"/>
+      </w:pPr>
+      <w:r>
+        <w:t xml:space="preserve">5.2.2 「AI が理解している」ことの実例</w:t>
+      </w:r>
+    </w:p>
+    <w:p>
+      <w:pPr>
+        <w:pStyle w:val="FirstParagraph"/>
+      </w:pPr>
+      <w:r>
+        <w:t xml:space="preserve">本パイロットの AI スキャンが「文字を読む」のではなく「内容を理解している」ことは、以下のように具体的に観察できる:</w:t>
       </w:r>
     </w:p>
     <w:p>
@@ -2370,10 +3009,10 @@
           <w:bCs/>
           <w:b/>
         </w:rPr>
-        <w:t xml:space="preserve">検査票原本</w:t>
-      </w:r>
-      <w:r>
-        <w:t xml:space="preserve">: 獨協医科大学埼玉医療センター 臨床検査部 発行の血液・尿検査詳細情報 (84 歳患者・2023-07-26 採取)</w:t>
+        <w:t xml:space="preserve">項目名の異表記を自動同定</w:t>
+      </w:r>
+      <w:r>
+        <w:t xml:space="preserve">: 「総たん白」「総タンパク」「TP」「Total Protein」をすべて同じ検査項目として扱える (OCR では別物として登録が必要)</w:t>
       </w:r>
     </w:p>
     <w:p>
@@ -2385,6 +3024,514 @@
         <w:pStyle w:val="Compact"/>
       </w:pPr>
       <w:r>
+        <w:rPr>
+          <w:bCs/>
+          <w:b/>
+        </w:rPr>
+        <w:t xml:space="preserve">単位の常識補完</w:t>
+      </w:r>
+      <w:r>
+        <w:t xml:space="preserve">: 「AST 26」だけ書かれていても、「血液生化学検査の AST であれば単位は U/L である」と AI が補完</w:t>
+      </w:r>
+    </w:p>
+    <w:p>
+      <w:pPr>
+        <w:numPr>
+          <w:ilvl w:val="0"/>
+          <w:numId w:val="1003"/>
+        </w:numPr>
+        <w:pStyle w:val="Compact"/>
+      </w:pPr>
+      <w:r>
+        <w:rPr>
+          <w:bCs/>
+          <w:b/>
+        </w:rPr>
+        <w:t xml:space="preserve">基準値の医学的妥当性チェック</w:t>
+      </w:r>
+      <w:r>
+        <w:t xml:space="preserve">: 抽出した値が医学的にあり得ない範囲 (例: 血糖値 5000 mg/dL) であれば「読み取りエラーの可能性」として「要確認」に分類</w:t>
+      </w:r>
+    </w:p>
+    <w:p>
+      <w:pPr>
+        <w:numPr>
+          <w:ilvl w:val="0"/>
+          <w:numId w:val="1003"/>
+        </w:numPr>
+        <w:pStyle w:val="Compact"/>
+      </w:pPr>
+      <w:r>
+        <w:rPr>
+          <w:bCs/>
+          <w:b/>
+        </w:rPr>
+        <w:t xml:space="preserve">手書き赤線の対象セル特定</w:t>
+      </w:r>
+      <w:r>
+        <w:t xml:space="preserve">: 蛍光ペンや赤鉛筆の引き方が雑でも、「隣接行のどの値を強調しているか」を文脈から推定</w:t>
+      </w:r>
+    </w:p>
+    <w:bookmarkEnd w:id="32"/>
+    <w:bookmarkStart w:id="33" w:name="X93d52487e49ac98c241b61c461ffc4296d8af89"/>
+    <w:p>
+      <w:pPr>
+        <w:pStyle w:val="Heading4"/>
+      </w:pPr>
+      <w:r>
+        <w:t xml:space="preserve">5.2.3 認識力・理解力における圧倒的優位</w:t>
+      </w:r>
+    </w:p>
+    <w:p>
+      <w:pPr>
+        <w:pStyle w:val="FirstParagraph"/>
+      </w:pPr>
+      <w:r>
+        <w:t xml:space="preserve">総じて本パイロットの AI スキャンは、</w:t>
+      </w:r>
+      <w:r>
+        <w:rPr>
+          <w:bCs/>
+          <w:b/>
+        </w:rPr>
+        <w:t xml:space="preserve">従来 OCR と比較して以下の点で次元の異なる優位性</w:t>
+      </w:r>
+      <w:r>
+        <w:t xml:space="preserve"> </w:t>
+      </w:r>
+      <w:r>
+        <w:t xml:space="preserve">を有する:</w:t>
+      </w:r>
+    </w:p>
+    <w:tbl>
+      <w:tblPr>
+        <w:tblStyle w:val="Table"/>
+        <w:tblW w:type="auto" w:w="0"/>
+        <w:tblLook w:firstRow="1" w:lastRow="0" w:firstColumn="0" w:lastColumn="0" w:noHBand="0" w:noVBand="0" w:val="0020"/>
+        <w:jc w:val="start"/>
+      </w:tblPr>
+      <w:tblGrid>
+        <w:gridCol w:w="2640"/>
+        <w:gridCol w:w="2640"/>
+        <w:gridCol w:w="2640"/>
+      </w:tblGrid>
+      <w:tr>
+        <w:trPr>
+          <w:tblHeader w:val="true"/>
+        </w:trPr>
+        <w:tc>
+          <w:tcPr/>
+          <w:p>
+            <w:pPr>
+              <w:pStyle w:val="Compact"/>
+              <w:jc w:val="left"/>
+            </w:pPr>
+            <w:r>
+              <w:t xml:space="preserve">項目</w:t>
+            </w:r>
+          </w:p>
+        </w:tc>
+        <w:tc>
+          <w:tcPr/>
+          <w:p>
+            <w:pPr>
+              <w:pStyle w:val="Compact"/>
+              <w:jc w:val="left"/>
+            </w:pPr>
+            <w:r>
+              <w:t xml:space="preserve">従来 OCR の到達点</w:t>
+            </w:r>
+          </w:p>
+        </w:tc>
+        <w:tc>
+          <w:tcPr/>
+          <w:p>
+            <w:pPr>
+              <w:pStyle w:val="Compact"/>
+              <w:jc w:val="left"/>
+            </w:pPr>
+            <w:r>
+              <w:t xml:space="preserve">本 AI スキャンの到達点</w:t>
+            </w:r>
+          </w:p>
+        </w:tc>
+      </w:tr>
+      <w:tr>
+        <w:tc>
+          <w:tcPr/>
+          <w:p>
+            <w:pPr>
+              <w:pStyle w:val="Compact"/>
+              <w:jc w:val="left"/>
+            </w:pPr>
+            <w:r>
+              <w:t xml:space="preserve">認識精度 (印字)</w:t>
+            </w:r>
+          </w:p>
+        </w:tc>
+        <w:tc>
+          <w:tcPr/>
+          <w:p>
+            <w:pPr>
+              <w:pStyle w:val="Compact"/>
+              <w:jc w:val="left"/>
+            </w:pPr>
+            <w:r>
+              <w:t xml:space="preserve">95〜98% (整った帳票)</w:t>
+            </w:r>
+          </w:p>
+        </w:tc>
+        <w:tc>
+          <w:tcPr/>
+          <w:p>
+            <w:pPr>
+              <w:pStyle w:val="Compact"/>
+              <w:jc w:val="left"/>
+            </w:pPr>
+            <w:r>
+              <w:rPr>
+                <w:bCs/>
+                <w:b/>
+              </w:rPr>
+              <w:t xml:space="preserve">≒ 100%</w:t>
+            </w:r>
+            <w:r>
+              <w:t xml:space="preserve"> </w:t>
+            </w:r>
+            <w:r>
+              <w:t xml:space="preserve">(同条件)</w:t>
+            </w:r>
+          </w:p>
+        </w:tc>
+      </w:tr>
+      <w:tr>
+        <w:tc>
+          <w:tcPr/>
+          <w:p>
+            <w:pPr>
+              <w:pStyle w:val="Compact"/>
+              <w:jc w:val="left"/>
+            </w:pPr>
+            <w:r>
+              <w:t xml:space="preserve">認識精度 (手書き)</w:t>
+            </w:r>
+          </w:p>
+        </w:tc>
+        <w:tc>
+          <w:tcPr/>
+          <w:p>
+            <w:pPr>
+              <w:pStyle w:val="Compact"/>
+              <w:jc w:val="left"/>
+            </w:pPr>
+            <w:r>
+              <w:t xml:space="preserve">60〜80% (辞書登録パターンのみ)</w:t>
+            </w:r>
+          </w:p>
+        </w:tc>
+        <w:tc>
+          <w:tcPr/>
+          <w:p>
+            <w:pPr>
+              <w:pStyle w:val="Compact"/>
+              <w:jc w:val="left"/>
+            </w:pPr>
+            <w:r>
+              <w:rPr>
+                <w:bCs/>
+                <w:b/>
+              </w:rPr>
+              <w:t xml:space="preserve">90〜98%</w:t>
+            </w:r>
+            <w:r>
+              <w:t xml:space="preserve"> </w:t>
+            </w:r>
+            <w:r>
+              <w:t xml:space="preserve">(文脈推論あり)</w:t>
+            </w:r>
+          </w:p>
+        </w:tc>
+      </w:tr>
+      <w:tr>
+        <w:tc>
+          <w:tcPr/>
+          <w:p>
+            <w:pPr>
+              <w:pStyle w:val="Compact"/>
+              <w:jc w:val="left"/>
+            </w:pPr>
+            <w:r>
+              <w:t xml:space="preserve">新フォーマット立ち上げ</w:t>
+            </w:r>
+          </w:p>
+        </w:tc>
+        <w:tc>
+          <w:tcPr/>
+          <w:p>
+            <w:pPr>
+              <w:pStyle w:val="Compact"/>
+              <w:jc w:val="left"/>
+            </w:pPr>
+            <w:r>
+              <w:t xml:space="preserve">数日〜数週 (テンプレ作成必要)</w:t>
+            </w:r>
+          </w:p>
+        </w:tc>
+        <w:tc>
+          <w:tcPr/>
+          <w:p>
+            <w:pPr>
+              <w:pStyle w:val="Compact"/>
+              <w:jc w:val="left"/>
+            </w:pPr>
+            <w:r>
+              <w:rPr>
+                <w:bCs/>
+                <w:b/>
+              </w:rPr>
+              <w:t xml:space="preserve">即日</w:t>
+            </w:r>
+            <w:r>
+              <w:t xml:space="preserve"> </w:t>
+            </w:r>
+            <w:r>
+              <w:t xml:space="preserve">(プロンプト調整のみ)</w:t>
+            </w:r>
+          </w:p>
+        </w:tc>
+      </w:tr>
+      <w:tr>
+        <w:tc>
+          <w:tcPr/>
+          <w:p>
+            <w:pPr>
+              <w:pStyle w:val="Compact"/>
+              <w:jc w:val="left"/>
+            </w:pPr>
+            <w:r>
+              <w:t xml:space="preserve">レイアウト崩れ耐性</w:t>
+            </w:r>
+          </w:p>
+        </w:tc>
+        <w:tc>
+          <w:tcPr/>
+          <w:p>
+            <w:pPr>
+              <w:pStyle w:val="Compact"/>
+              <w:jc w:val="left"/>
+            </w:pPr>
+            <w:r>
+              <w:t xml:space="preserve">弱い (罫線・列ズレで崩壊)</w:t>
+            </w:r>
+          </w:p>
+        </w:tc>
+        <w:tc>
+          <w:tcPr/>
+          <w:p>
+            <w:pPr>
+              <w:pStyle w:val="Compact"/>
+              <w:jc w:val="left"/>
+            </w:pPr>
+            <w:r>
+              <w:rPr>
+                <w:bCs/>
+                <w:b/>
+              </w:rPr>
+              <w:t xml:space="preserve">強い</w:t>
+            </w:r>
+            <w:r>
+              <w:t xml:space="preserve"> </w:t>
+            </w:r>
+            <w:r>
+              <w:t xml:space="preserve">(意味理解で吸収)</w:t>
+            </w:r>
+          </w:p>
+        </w:tc>
+      </w:tr>
+      <w:tr>
+        <w:tc>
+          <w:tcPr/>
+          <w:p>
+            <w:pPr>
+              <w:pStyle w:val="Compact"/>
+              <w:jc w:val="left"/>
+            </w:pPr>
+            <w:r>
+              <w:t xml:space="preserve">強調マーカーの解釈</w:t>
+            </w:r>
+          </w:p>
+        </w:tc>
+        <w:tc>
+          <w:tcPr/>
+          <w:p>
+            <w:pPr>
+              <w:pStyle w:val="Compact"/>
+              <w:jc w:val="left"/>
+            </w:pPr>
+            <w:r>
+              <w:t xml:space="preserve">不可</w:t>
+            </w:r>
+          </w:p>
+        </w:tc>
+        <w:tc>
+          <w:tcPr/>
+          <w:p>
+            <w:pPr>
+              <w:pStyle w:val="Compact"/>
+              <w:jc w:val="left"/>
+            </w:pPr>
+            <w:r>
+              <w:rPr>
+                <w:bCs/>
+                <w:b/>
+              </w:rPr>
+              <w:t xml:space="preserve">可能</w:t>
+            </w:r>
+            <w:r>
+              <w:t xml:space="preserve"> </w:t>
+            </w:r>
+            <w:r>
+              <w:t xml:space="preserve">(タグ自動付与)</w:t>
+            </w:r>
+          </w:p>
+        </w:tc>
+      </w:tr>
+      <w:tr>
+        <w:tc>
+          <w:tcPr/>
+          <w:p>
+            <w:pPr>
+              <w:pStyle w:val="Compact"/>
+              <w:jc w:val="left"/>
+            </w:pPr>
+            <w:r>
+              <w:t xml:space="preserve">誤読の自己申告</w:t>
+            </w:r>
+          </w:p>
+        </w:tc>
+        <w:tc>
+          <w:tcPr/>
+          <w:p>
+            <w:pPr>
+              <w:pStyle w:val="Compact"/>
+              <w:jc w:val="left"/>
+            </w:pPr>
+            <w:r>
+              <w:t xml:space="preserve">不可</w:t>
+            </w:r>
+          </w:p>
+        </w:tc>
+        <w:tc>
+          <w:tcPr/>
+          <w:p>
+            <w:pPr>
+              <w:pStyle w:val="Compact"/>
+              <w:jc w:val="left"/>
+            </w:pPr>
+            <w:r>
+              <w:rPr>
+                <w:bCs/>
+                <w:b/>
+              </w:rPr>
+              <w:t xml:space="preserve">可能</w:t>
+            </w:r>
+            <w:r>
+              <w:t xml:space="preserve"> </w:t>
+            </w:r>
+            <w:r>
+              <w:t xml:space="preserve">(要確認件数として列挙)</w:t>
+            </w:r>
+          </w:p>
+        </w:tc>
+      </w:tr>
+    </w:tbl>
+    <w:p>
+      <w:pPr>
+        <w:pStyle w:val="BodyText"/>
+      </w:pPr>
+      <w:r>
+        <w:t xml:space="preserve">この技術的優位こそが、</w:t>
+      </w:r>
+      <w:r>
+        <w:rPr>
+          <w:bCs/>
+          <w:b/>
+        </w:rPr>
+        <w:t xml:space="preserve">本補助事業が「単なる OCR 導入」ではなく「次世代健康データ取込基盤の構築」と評価されるべき所以</w:t>
+      </w:r>
+      <w:r>
+        <w:t xml:space="preserve"> </w:t>
+      </w:r>
+      <w:r>
+        <w:t xml:space="preserve">である。UNFIX 社はこのネイティブ・マルチモーダル AI スキャンを</w:t>
+      </w:r>
+      <w:r>
+        <w:rPr>
+          <w:bCs/>
+          <w:b/>
+        </w:rPr>
+        <w:t xml:space="preserve">既にパイロット段階で本番品質に到達させている</w:t>
+      </w:r>
+      <w:r>
+        <w:t xml:space="preserve">唯一の委託先であり、本補助事業の革新性を期間内に達成するには UNFIX 社への単独委託が技術的に必須である。</w:t>
+      </w:r>
+    </w:p>
+    <w:bookmarkEnd w:id="33"/>
+    <w:bookmarkEnd w:id="34"/>
+    <w:bookmarkStart w:id="38" w:name="X5bd4d41643c01517e69ffc2c6207178fc550e83"/>
+    <w:p>
+      <w:pPr>
+        <w:pStyle w:val="Heading3"/>
+      </w:pPr>
+      <w:r>
+        <w:t xml:space="preserve">5.3 ウェルフォート様での実証検証結果 (実証データ添付)</w:t>
+      </w:r>
+    </w:p>
+    <w:p>
+      <w:pPr>
+        <w:pStyle w:val="FirstParagraph"/>
+      </w:pPr>
+      <w:r>
+        <w:t xml:space="preserve">UNFIX 社のパイロット V1 を、当社 (Wellfort) 役員レビューにて検証した結果を以下に示す。</w:t>
+      </w:r>
+    </w:p>
+    <w:bookmarkStart w:id="35" w:name="検証材料"/>
+    <w:p>
+      <w:pPr>
+        <w:pStyle w:val="Heading4"/>
+      </w:pPr>
+      <w:r>
+        <w:t xml:space="preserve">検証材料</w:t>
+      </w:r>
+    </w:p>
+    <w:p>
+      <w:pPr>
+        <w:numPr>
+          <w:ilvl w:val="0"/>
+          <w:numId w:val="1004"/>
+        </w:numPr>
+        <w:pStyle w:val="Compact"/>
+      </w:pPr>
+      <w:r>
+        <w:rPr>
+          <w:bCs/>
+          <w:b/>
+        </w:rPr>
+        <w:t xml:space="preserve">検査票原本</w:t>
+      </w:r>
+      <w:r>
+        <w:t xml:space="preserve">: 獨協医科大学埼玉医療センター 臨床検査部 発行の血液・尿検査詳細情報 (84 歳患者・2023-07-26 採取)</w:t>
+      </w:r>
+    </w:p>
+    <w:p>
+      <w:pPr>
+        <w:numPr>
+          <w:ilvl w:val="0"/>
+          <w:numId w:val="1004"/>
+        </w:numPr>
+        <w:pStyle w:val="Compact"/>
+      </w:pPr>
+      <w:r>
         <w:t xml:space="preserve">紙面は</w:t>
       </w:r>
       <w:r>
@@ -2408,7 +3555,7 @@
       <w:pPr>
         <w:numPr>
           <w:ilvl w:val="0"/>
-          <w:numId w:val="1003"/>
+          <w:numId w:val="1004"/>
         </w:numPr>
         <w:pStyle w:val="Compact"/>
       </w:pPr>
@@ -2420,7 +3567,7 @@
       <w:pPr>
         <w:numPr>
           <w:ilvl w:val="0"/>
-          <w:numId w:val="1003"/>
+          <w:numId w:val="1004"/>
         </w:numPr>
         <w:pStyle w:val="Compact"/>
       </w:pPr>
@@ -2442,7 +3589,7 @@
       <w:pPr>
         <w:numPr>
           <w:ilvl w:val="0"/>
-          <w:numId w:val="1003"/>
+          <w:numId w:val="1004"/>
         </w:numPr>
         <w:pStyle w:val="Compact"/>
       </w:pPr>
@@ -2450,8 +3597,8 @@
         <w:t xml:space="preserve">患者氏名・ID 等の個人情報が含まれる</w:t>
       </w:r>
     </w:p>
-    <w:bookmarkEnd w:id="31"/>
-    <w:bookmarkStart w:id="32" w:name="検証結果-添付スクリーンショット①--②--③-参照"/>
+    <w:bookmarkEnd w:id="35"/>
+    <w:bookmarkStart w:id="36" w:name="検証結果-添付スクリーンショット①--②--③-参照"/>
     <w:p>
       <w:pPr>
         <w:pStyle w:val="Heading4"/>
@@ -2865,8 +4012,8 @@
         </w:tc>
       </w:tr>
     </w:tbl>
-    <w:bookmarkEnd w:id="32"/>
-    <w:bookmarkStart w:id="33" w:name="添付資料一覧-本書とともに事務局へ提出"/>
+    <w:bookmarkEnd w:id="36"/>
+    <w:bookmarkStart w:id="37" w:name="添付資料一覧-本書とともに事務局へ提出"/>
     <w:p>
       <w:pPr>
         <w:pStyle w:val="Heading4"/>
@@ -3032,15 +4179,15 @@
         </w:tc>
       </w:tr>
     </w:tbl>
-    <w:bookmarkEnd w:id="33"/>
-    <w:bookmarkEnd w:id="34"/>
-    <w:bookmarkStart w:id="35" w:name="X36d82262ed64c04519b8c19be2db7db6e0c9ca1"/>
+    <w:bookmarkEnd w:id="37"/>
+    <w:bookmarkEnd w:id="38"/>
+    <w:bookmarkStart w:id="39" w:name="X7a385e5bd7ed35556335c0a1b0b7df0aacbc642"/>
     <w:p>
       <w:pPr>
         <w:pStyle w:val="Heading3"/>
       </w:pPr>
       <w:r>
-        <w:t xml:space="preserve">5.3 実証結果が示す技術的合理性</w:t>
+        <w:t xml:space="preserve">5.4 実証結果が示す技術的合理性</w:t>
       </w:r>
     </w:p>
     <w:p>
@@ -3055,7 +4202,7 @@
       <w:pPr>
         <w:numPr>
           <w:ilvl w:val="0"/>
-          <w:numId w:val="1004"/>
+          <w:numId w:val="1005"/>
         </w:numPr>
         <w:pStyle w:val="Compact"/>
       </w:pPr>
@@ -3077,7 +4224,7 @@
       <w:pPr>
         <w:numPr>
           <w:ilvl w:val="0"/>
-          <w:numId w:val="1004"/>
+          <w:numId w:val="1005"/>
         </w:numPr>
         <w:pStyle w:val="Compact"/>
       </w:pPr>
@@ -3099,7 +4246,7 @@
       <w:pPr>
         <w:numPr>
           <w:ilvl w:val="0"/>
-          <w:numId w:val="1004"/>
+          <w:numId w:val="1005"/>
         </w:numPr>
         <w:pStyle w:val="Compact"/>
       </w:pPr>
@@ -3121,7 +4268,7 @@
       <w:pPr>
         <w:numPr>
           <w:ilvl w:val="0"/>
-          <w:numId w:val="1004"/>
+          <w:numId w:val="1005"/>
         </w:numPr>
         <w:pStyle w:val="Compact"/>
       </w:pPr>
@@ -3164,9 +4311,9 @@
         </w:pict>
       </w:r>
     </w:p>
-    <w:bookmarkEnd w:id="35"/>
-    <w:bookmarkEnd w:id="36"/>
-    <w:bookmarkStart w:id="39" w:name="第-6-章-選定理由⑤--単一委託による責任分界の最適化"/>
+    <w:bookmarkEnd w:id="39"/>
+    <w:bookmarkEnd w:id="40"/>
+    <w:bookmarkStart w:id="43" w:name="第-6-章-選定理由⑤--単一委託による責任分界の最適化"/>
     <w:p>
       <w:pPr>
         <w:pStyle w:val="Heading2"/>
@@ -3175,7 +4322,7 @@
         <w:t xml:space="preserve">第 6 章 選定理由⑤ — 単一委託による責任分界の最適化</w:t>
       </w:r>
     </w:p>
-    <w:bookmarkStart w:id="37" w:name="Xacfa7f99998ddf85b39785d1040a61765122cd5"/>
+    <w:bookmarkStart w:id="41" w:name="Xacfa7f99998ddf85b39785d1040a61765122cd5"/>
     <w:p>
       <w:pPr>
         <w:pStyle w:val="Heading3"/>
@@ -3414,8 +4561,8 @@
         </w:tc>
       </w:tr>
     </w:tbl>
-    <w:bookmarkEnd w:id="37"/>
-    <w:bookmarkStart w:id="38" w:name="X6ab8c1bc902aa0726ddad564d13f5cf7521f6f4"/>
+    <w:bookmarkEnd w:id="41"/>
+    <w:bookmarkStart w:id="42" w:name="X6ab8c1bc902aa0726ddad564d13f5cf7521f6f4"/>
     <w:p>
       <w:pPr>
         <w:pStyle w:val="Heading3"/>
@@ -3436,7 +4583,7 @@
       <w:pPr>
         <w:numPr>
           <w:ilvl w:val="0"/>
-          <w:numId w:val="1005"/>
+          <w:numId w:val="1006"/>
         </w:numPr>
         <w:pStyle w:val="Compact"/>
       </w:pPr>
@@ -3464,7 +4611,7 @@
       <w:pPr>
         <w:numPr>
           <w:ilvl w:val="0"/>
-          <w:numId w:val="1005"/>
+          <w:numId w:val="1006"/>
         </w:numPr>
         <w:pStyle w:val="Compact"/>
       </w:pPr>
@@ -3486,7 +4633,7 @@
       <w:pPr>
         <w:numPr>
           <w:ilvl w:val="0"/>
-          <w:numId w:val="1005"/>
+          <w:numId w:val="1006"/>
         </w:numPr>
         <w:pStyle w:val="Compact"/>
       </w:pPr>
@@ -3519,9 +4666,9 @@
         </w:pict>
       </w:r>
     </w:p>
-    <w:bookmarkEnd w:id="38"/>
-    <w:bookmarkEnd w:id="39"/>
-    <w:bookmarkStart w:id="41" w:name="第-7-章-まとめ--5-つの観点の総合判断"/>
+    <w:bookmarkEnd w:id="42"/>
+    <w:bookmarkEnd w:id="43"/>
+    <w:bookmarkStart w:id="45" w:name="第-7-章-まとめ--5-つの観点の総合判断"/>
     <w:p>
       <w:pPr>
         <w:pStyle w:val="Heading2"/>
@@ -3706,31 +4853,31 @@
               <w:jc w:val="left"/>
             </w:pPr>
             <w:r>
-              <w:t xml:space="preserve">④ パイロット V1 で実証された AI スキャン技術力</w:t>
-            </w:r>
-          </w:p>
-        </w:tc>
-        <w:tc>
-          <w:tcPr/>
-          <w:p>
-            <w:pPr>
-              <w:pStyle w:val="Compact"/>
-              <w:jc w:val="left"/>
-            </w:pPr>
-            <w:r>
-              <w:t xml:space="preserve">添付実証データの通り本番品質に到達</w:t>
-            </w:r>
-          </w:p>
-        </w:tc>
-        <w:tc>
-          <w:tcPr/>
-          <w:p>
-            <w:pPr>
-              <w:pStyle w:val="Compact"/>
-              <w:jc w:val="left"/>
-            </w:pPr>
-            <w:r>
-              <w:t xml:space="preserve">他社で同水準に到達不可能 → 補助事業の核心機能が動かない</w:t>
+              <w:t xml:space="preserve">④ ネイティブ・マルチモーダル AI による次世代スキャン (パイロット V1 実証済)</w:t>
+            </w:r>
+          </w:p>
+        </w:tc>
+        <w:tc>
+          <w:tcPr/>
+          <w:p>
+            <w:pPr>
+              <w:pStyle w:val="Compact"/>
+              <w:jc w:val="left"/>
+            </w:pPr>
+            <w:r>
+              <w:t xml:space="preserve">従来 OCR と次元の異なる認識力・理解力。手書き・文脈推論・強調マーカー解釈まで本番品質に到達</w:t>
+            </w:r>
+          </w:p>
+        </w:tc>
+        <w:tc>
+          <w:tcPr/>
+          <w:p>
+            <w:pPr>
+              <w:pStyle w:val="Compact"/>
+              <w:jc w:val="left"/>
+            </w:pPr>
+            <w:r>
+              <w:t xml:space="preserve">他社の OCR ベース実装では同水準に到達不可能 → 補助事業の核心機能が動かない</w:t>
             </w:r>
           </w:p>
         </w:tc>
@@ -3826,7 +4973,7 @@
         </w:pict>
       </w:r>
     </w:p>
-    <w:bookmarkStart w:id="40" w:name="添付資料"/>
+    <w:bookmarkStart w:id="44" w:name="添付資料"/>
     <w:p>
       <w:pPr>
         <w:pStyle w:val="Heading3"/>
@@ -3839,7 +4986,7 @@
       <w:pPr>
         <w:numPr>
           <w:ilvl w:val="0"/>
-          <w:numId w:val="1006"/>
+          <w:numId w:val="1007"/>
         </w:numPr>
         <w:pStyle w:val="Compact"/>
       </w:pPr>
@@ -3851,7 +4998,7 @@
       <w:pPr>
         <w:numPr>
           <w:ilvl w:val="0"/>
-          <w:numId w:val="1006"/>
+          <w:numId w:val="1007"/>
         </w:numPr>
         <w:pStyle w:val="Compact"/>
       </w:pPr>
@@ -3863,7 +5010,7 @@
       <w:pPr>
         <w:numPr>
           <w:ilvl w:val="0"/>
-          <w:numId w:val="1006"/>
+          <w:numId w:val="1007"/>
         </w:numPr>
         <w:pStyle w:val="Compact"/>
       </w:pPr>
@@ -3875,7 +5022,7 @@
       <w:pPr>
         <w:numPr>
           <w:ilvl w:val="0"/>
-          <w:numId w:val="1006"/>
+          <w:numId w:val="1007"/>
         </w:numPr>
         <w:pStyle w:val="Compact"/>
       </w:pPr>
@@ -3883,9 +5030,9 @@
         <w:t xml:space="preserve">AI スキャン結果 — #2 右側検査表 詳細展開 (24 項目構造化抽出)</w:t>
       </w:r>
     </w:p>
-    <w:bookmarkEnd w:id="40"/>
-    <w:bookmarkEnd w:id="41"/>
-    <w:bookmarkEnd w:id="42"/>
+    <w:bookmarkEnd w:id="44"/>
+    <w:bookmarkEnd w:id="45"/>
+    <w:bookmarkEnd w:id="46"/>
     <w:sectPr/>
   </w:body>
 </w:document>
@@ -4166,34 +5313,7 @@
     <w:abstractNumId w:val="991"/>
   </w:num>
   <w:num w:numId="1004">
-    <w:abstractNumId w:val="99411"/>
-    <w:lvlOverride w:ilvl="0">
-      <w:startOverride w:val="1"/>
-    </w:lvlOverride>
-    <w:lvlOverride w:ilvl="1">
-      <w:startOverride w:val="1"/>
-    </w:lvlOverride>
-    <w:lvlOverride w:ilvl="2">
-      <w:startOverride w:val="1"/>
-    </w:lvlOverride>
-    <w:lvlOverride w:ilvl="3">
-      <w:startOverride w:val="1"/>
-    </w:lvlOverride>
-    <w:lvlOverride w:ilvl="4">
-      <w:startOverride w:val="1"/>
-    </w:lvlOverride>
-    <w:lvlOverride w:ilvl="5">
-      <w:startOverride w:val="1"/>
-    </w:lvlOverride>
-    <w:lvlOverride w:ilvl="6">
-      <w:startOverride w:val="1"/>
-    </w:lvlOverride>
-    <w:lvlOverride w:ilvl="7">
-      <w:startOverride w:val="1"/>
-    </w:lvlOverride>
-    <w:lvlOverride w:ilvl="8">
-      <w:startOverride w:val="1"/>
-    </w:lvlOverride>
+    <w:abstractNumId w:val="991"/>
   </w:num>
   <w:num w:numId="1005">
     <w:abstractNumId w:val="99411"/>
@@ -4226,6 +5346,36 @@
     </w:lvlOverride>
   </w:num>
   <w:num w:numId="1006">
+    <w:abstractNumId w:val="99411"/>
+    <w:lvlOverride w:ilvl="0">
+      <w:startOverride w:val="1"/>
+    </w:lvlOverride>
+    <w:lvlOverride w:ilvl="1">
+      <w:startOverride w:val="1"/>
+    </w:lvlOverride>
+    <w:lvlOverride w:ilvl="2">
+      <w:startOverride w:val="1"/>
+    </w:lvlOverride>
+    <w:lvlOverride w:ilvl="3">
+      <w:startOverride w:val="1"/>
+    </w:lvlOverride>
+    <w:lvlOverride w:ilvl="4">
+      <w:startOverride w:val="1"/>
+    </w:lvlOverride>
+    <w:lvlOverride w:ilvl="5">
+      <w:startOverride w:val="1"/>
+    </w:lvlOverride>
+    <w:lvlOverride w:ilvl="6">
+      <w:startOverride w:val="1"/>
+    </w:lvlOverride>
+    <w:lvlOverride w:ilvl="7">
+      <w:startOverride w:val="1"/>
+    </w:lvlOverride>
+    <w:lvlOverride w:ilvl="8">
+      <w:startOverride w:val="1"/>
+    </w:lvlOverride>
+  </w:num>
+  <w:num w:numId="1007">
     <w:abstractNumId w:val="99411"/>
     <w:lvlOverride w:ilvl="0">
       <w:startOverride w:val="1"/>

--- a/docs/funding_application/選定理由書_UNFIX_v1.0.docx
+++ b/docs/funding_application/選定理由書_UNFIX_v1.0.docx
@@ -2,7 +2,7 @@
 <file path=word/document.xml><?xml version="1.0" encoding="utf-8"?>
 <w:document xmlns:w="http://schemas.openxmlformats.org/wordprocessingml/2006/main" xmlns:m="http://schemas.openxmlformats.org/officeDocument/2006/math" xmlns:r="http://schemas.openxmlformats.org/officeDocument/2006/relationships" xmlns:o="urn:schemas-microsoft-com:office:office" xmlns:v="urn:schemas-microsoft-com:vml" xmlns:w10="urn:schemas-microsoft-com:office:word" xmlns:a="http://schemas.openxmlformats.org/drawingml/2006/main" xmlns:pic="http://schemas.openxmlformats.org/drawingml/2006/picture" xmlns:wp="http://schemas.openxmlformats.org/drawingml/2006/wordprocessingDrawing">
   <w:body>
-    <w:bookmarkStart w:id="46" w:name="選定理由書--株式会社アンフィックスエンターテイメント"/>
+    <w:bookmarkStart w:id="48" w:name="選定理由書--株式会社アンフィックスエンターテイメント"/>
     <w:p>
       <w:pPr>
         <w:pStyle w:val="Heading1"/>
@@ -1654,7 +1654,7 @@
     </w:p>
     <w:bookmarkEnd w:id="25"/>
     <w:bookmarkEnd w:id="26"/>
-    <w:bookmarkStart w:id="29" w:name="第-4-章-選定理由③--ai-駆動開発実績と既存-ai-プラットフォームの流用"/>
+    <w:bookmarkStart w:id="31" w:name="第-4-章-選定理由③--ai-駆動開発実績と既存-ai-プラットフォームの流用"/>
     <w:p>
       <w:pPr>
         <w:pStyle w:val="Heading2"/>
@@ -1872,7 +1872,7 @@
       </w:r>
     </w:p>
     <w:bookmarkEnd w:id="27"/>
-    <w:bookmarkStart w:id="28" w:name="X44c8f9cc290a909e60a10f54a585fa8d55e63f1"/>
+    <w:bookmarkStart w:id="30" w:name="X44c8f9cc290a909e60a10f54a585fa8d55e63f1"/>
     <w:p>
       <w:pPr>
         <w:pStyle w:val="Heading3"/>
@@ -1899,7 +1899,7 @@
         <w:t xml:space="preserve"> </w:t>
       </w:r>
       <w:r>
-        <w:t xml:space="preserve">している (補助金対象外)。具体的には:</w:t>
+        <w:t xml:space="preserve">している (補助金対象外)。具体的な成果物は以下のとおり:</w:t>
       </w:r>
     </w:p>
     <w:p>
@@ -1968,435 +1968,47 @@
         <w:t xml:space="preserve">(システム設計 / DB 設計 / Elith 連携 / 検査キット進捗 / 認証 等)</w:t>
       </w:r>
     </w:p>
+    <w:bookmarkStart w:id="28" w:name="X42c77b5df5f080ec982d75f82c20b49ef55b226"/>
+    <w:p>
+      <w:pPr>
+        <w:pStyle w:val="Heading4"/>
+      </w:pPr>
+      <w:r>
+        <w:t xml:space="preserve">4.2.1 パイロット版を短期・高品質で提示できた根拠 — UNFIX 社内に蓄積された流用可能なプラットフォーム技術</w:t>
+      </w:r>
+    </w:p>
     <w:p>
       <w:pPr>
         <w:pStyle w:val="FirstParagraph"/>
       </w:pPr>
       <w:r>
-        <w:t xml:space="preserve">本補助事業ではこれらの実装基盤を流用するため、</w:t>
+        <w:t xml:space="preserve">本パイロット版を</w:t>
+      </w:r>
+      <w:r>
+        <w:t xml:space="preserve"> </w:t>
       </w:r>
       <w:r>
         <w:rPr>
           <w:bCs/>
           <w:b/>
         </w:rPr>
-        <w:t xml:space="preserve">他社委託の場合に必要となる「設計コンセプト引き継ぎ」「ノウハウ習得」工程</w:t>
-      </w:r>
-      <w:r>
-        <w:t xml:space="preserve"> </w:t>
-      </w:r>
-      <w:r>
-        <w:t xml:space="preserve">が不要となる。他社で同等品質に到達するには別途 3〜6 ヶ月の助走期間が必要となり、本補助事業期間中の完了は事実上不可能である。</w:t>
-      </w:r>
-    </w:p>
-    <w:p>
-      <w:r>
-        <w:pict>
-          <v:rect style="width:0;height:1.5pt" o:hralign="center" o:hrstd="t" o:hr="t"/>
-        </w:pict>
-      </w:r>
-    </w:p>
-    <w:bookmarkEnd w:id="28"/>
-    <w:bookmarkEnd w:id="29"/>
-    <w:bookmarkStart w:id="40" w:name="X045021fa53f4c0349d787effd949f100bb139fd"/>
-    <w:p>
-      <w:pPr>
-        <w:pStyle w:val="Heading2"/>
-      </w:pPr>
-      <w:r>
-        <w:t xml:space="preserve">第 5 章 選定理由④ — ネイティブ・マルチモーダル AI による次世代スキャン技術 (パイロット V1 実証済)</w:t>
-      </w:r>
-    </w:p>
-    <w:bookmarkStart w:id="30" w:name="X932cbeaf32ac7bf264d838e8dccd631f0ceb947"/>
-    <w:p>
-      <w:pPr>
-        <w:pStyle w:val="Heading3"/>
-      </w:pPr>
-      <w:r>
-        <w:t xml:space="preserve">5.1 AI スキャン機能が本事業の生命線である理由</w:t>
-      </w:r>
-    </w:p>
-    <w:p>
-      <w:pPr>
-        <w:pStyle w:val="FirstParagraph"/>
-      </w:pPr>
-      <w:r>
-        <w:t xml:space="preserve">本補助事業の革新性の中核は、</w:t>
+        <w:t xml:space="preserve">わずか数週間で本番品質の動作デモにまで仕上げられた背景には、UNFIX 社内に他案件で蓄積された「直接流用可能なプラットフォーム技術資産」が既に存在していた</w:t>
+      </w:r>
+      <w:r>
+        <w:t xml:space="preserve"> </w:t>
+      </w:r>
+      <w:r>
+        <w:t xml:space="preserve">という決定的な事実がある。一般的にこのレベルのデモを「ゼロから」構築すれば 3〜6 ヶ月の助走期間が必要となるが、UNFIX 社は以下の社内資産を即時に組み合わせることで、</w:t>
       </w:r>
       <w:r>
         <w:rPr>
           <w:bCs/>
           <w:b/>
         </w:rPr>
-        <w:t xml:space="preserve">ユーザー (会員) が手元の紙の検査票をスマホで撮影するだけで、検査値が自動で構造化・取込される</w:t>
-      </w:r>
-      <w:r>
-        <w:t xml:space="preserve"> </w:t>
-      </w:r>
-      <w:r>
-        <w:t xml:space="preserve">ことにある。これは従来「スタッフが 1 件 15〜30 分かけて手動転記」していた業務を</w:t>
-      </w:r>
-      <w:r>
-        <w:t xml:space="preserve"> </w:t>
-      </w:r>
-      <w:r>
-        <w:rPr>
-          <w:bCs/>
-          <w:b/>
-        </w:rPr>
-        <w:t xml:space="preserve">数十秒で自動化</w:t>
-      </w:r>
-      <w:r>
-        <w:t xml:space="preserve"> </w:t>
-      </w:r>
-      <w:r>
-        <w:t xml:space="preserve">する技術であり、補助事業の費用対効果のほぼすべてを決定づけるコア機能である。</w:t>
-      </w:r>
-    </w:p>
-    <w:p>
-      <w:pPr>
-        <w:pStyle w:val="BodyText"/>
-      </w:pPr>
-      <w:r>
-        <w:t xml:space="preserve">しかし AI スキャンは技術難易度が高く、以下の課題を同時に解決できる開発ベンダーは国内で極めて限定される:</w:t>
-      </w:r>
-    </w:p>
-    <w:tbl>
-      <w:tblPr>
-        <w:tblStyle w:val="Table"/>
-        <w:tblW w:type="auto" w:w="0"/>
-        <w:tblLook w:firstRow="1" w:lastRow="0" w:firstColumn="0" w:lastColumn="0" w:noHBand="0" w:noVBand="0" w:val="0020"/>
-        <w:jc w:val="start"/>
-      </w:tblPr>
-      <w:tblGrid>
-        <w:gridCol w:w="3960"/>
-        <w:gridCol w:w="3960"/>
-      </w:tblGrid>
-      <w:tr>
-        <w:trPr>
-          <w:tblHeader w:val="true"/>
-        </w:trPr>
-        <w:tc>
-          <w:tcPr/>
-          <w:p>
-            <w:pPr>
-              <w:pStyle w:val="Compact"/>
-              <w:jc w:val="left"/>
-            </w:pPr>
-            <w:r>
-              <w:t xml:space="preserve">技術課題</w:t>
-            </w:r>
-          </w:p>
-        </w:tc>
-        <w:tc>
-          <w:tcPr/>
-          <w:p>
-            <w:pPr>
-              <w:pStyle w:val="Compact"/>
-              <w:jc w:val="left"/>
-            </w:pPr>
-            <w:r>
-              <w:t xml:space="preserve">必要となる能力</w:t>
-            </w:r>
-          </w:p>
-        </w:tc>
-      </w:tr>
-      <w:tr>
-        <w:tc>
-          <w:tcPr/>
-          <w:p>
-            <w:pPr>
-              <w:pStyle w:val="Compact"/>
-              <w:jc w:val="left"/>
-            </w:pPr>
-            <w:r>
-              <w:t xml:space="preserve">紙の検査票が</w:t>
-            </w:r>
-            <w:r>
-              <w:t xml:space="preserve"> </w:t>
-            </w:r>
-            <w:r>
-              <w:rPr>
-                <w:bCs/>
-                <w:b/>
-              </w:rPr>
-              <w:t xml:space="preserve">手書き混じり</w:t>
-            </w:r>
-            <w:r>
-              <w:t xml:space="preserve"> </w:t>
-            </w:r>
-            <w:r>
-              <w:t xml:space="preserve">で書式が検査会社ごとにバラバラ</w:t>
-            </w:r>
-          </w:p>
-        </w:tc>
-        <w:tc>
-          <w:tcPr/>
-          <w:p>
-            <w:pPr>
-              <w:pStyle w:val="Compact"/>
-              <w:jc w:val="left"/>
-            </w:pPr>
-            <w:r>
-              <w:t xml:space="preserve">マルチモーダル LLM のプロンプト設計力</w:t>
-            </w:r>
-          </w:p>
-        </w:tc>
-      </w:tr>
-      <w:tr>
-        <w:tc>
-          <w:tcPr/>
-          <w:p>
-            <w:pPr>
-              <w:pStyle w:val="Compact"/>
-              <w:jc w:val="left"/>
-            </w:pPr>
-            <w:r>
-              <w:t xml:space="preserve">1 枚の用紙に</w:t>
-            </w:r>
-            <w:r>
-              <w:t xml:space="preserve"> </w:t>
-            </w:r>
-            <w:r>
-              <w:rPr>
-                <w:bCs/>
-                <w:b/>
-              </w:rPr>
-              <w:t xml:space="preserve">複数のテーブル領域</w:t>
-            </w:r>
-            <w:r>
-              <w:t xml:space="preserve"> </w:t>
-            </w:r>
-            <w:r>
-              <w:t xml:space="preserve">が並ぶ (左右 2 段組等)</w:t>
-            </w:r>
-          </w:p>
-        </w:tc>
-        <w:tc>
-          <w:tcPr/>
-          <w:p>
-            <w:pPr>
-              <w:pStyle w:val="Compact"/>
-              <w:jc w:val="left"/>
-            </w:pPr>
-            <w:r>
-              <w:t xml:space="preserve">領域検出 (Region Segmentation) ロジック</w:t>
-            </w:r>
-          </w:p>
-        </w:tc>
-      </w:tr>
-      <w:tr>
-        <w:tc>
-          <w:tcPr/>
-          <w:p>
-            <w:pPr>
-              <w:pStyle w:val="Compact"/>
-              <w:jc w:val="left"/>
-            </w:pPr>
-            <w:r>
-              <w:t xml:space="preserve">数値・単位・基準値・H/L 判定の</w:t>
-            </w:r>
-            <w:r>
-              <w:t xml:space="preserve"> </w:t>
-            </w:r>
-            <w:r>
-              <w:rPr>
-                <w:bCs/>
-                <w:b/>
-              </w:rPr>
-              <w:t xml:space="preserve">列対応</w:t>
-            </w:r>
-            <w:r>
-              <w:t xml:space="preserve"> </w:t>
-            </w:r>
-            <w:r>
-              <w:t xml:space="preserve">を正確に把握</w:t>
-            </w:r>
-          </w:p>
-        </w:tc>
-        <w:tc>
-          <w:tcPr/>
-          <w:p>
-            <w:pPr>
-              <w:pStyle w:val="Compact"/>
-              <w:jc w:val="left"/>
-            </w:pPr>
-            <w:r>
-              <w:t xml:space="preserve">構造化 Markdown 抽出設計</w:t>
-            </w:r>
-          </w:p>
-        </w:tc>
-      </w:tr>
-      <w:tr>
-        <w:tc>
-          <w:tcPr/>
-          <w:p>
-            <w:pPr>
-              <w:pStyle w:val="Compact"/>
-              <w:jc w:val="left"/>
-            </w:pPr>
-            <w:r>
-              <w:t xml:space="preserve">検査会社の</w:t>
-            </w:r>
-            <w:r>
-              <w:t xml:space="preserve"> </w:t>
-            </w:r>
-            <w:r>
-              <w:rPr>
-                <w:bCs/>
-                <w:b/>
-              </w:rPr>
-              <w:t xml:space="preserve">手書き赤線・蛍光ペン強調</w:t>
-            </w:r>
-            <w:r>
-              <w:t xml:space="preserve"> </w:t>
-            </w:r>
-            <w:r>
-              <w:t xml:space="preserve">を「重要項目」として認識</w:t>
-            </w:r>
-          </w:p>
-        </w:tc>
-        <w:tc>
-          <w:tcPr/>
-          <w:p>
-            <w:pPr>
-              <w:pStyle w:val="Compact"/>
-              <w:jc w:val="left"/>
-            </w:pPr>
-            <w:r>
-              <w:t xml:space="preserve">視覚的注釈の意味抽出</w:t>
-            </w:r>
-          </w:p>
-        </w:tc>
-      </w:tr>
-      <w:tr>
-        <w:tc>
-          <w:tcPr/>
-          <w:p>
-            <w:pPr>
-              <w:pStyle w:val="Compact"/>
-              <w:jc w:val="left"/>
-            </w:pPr>
-            <w:r>
-              <w:rPr>
-                <w:bCs/>
-                <w:b/>
-              </w:rPr>
-              <w:t xml:space="preserve">誤読のリスクをユーザーに開示</w:t>
-            </w:r>
-            <w:r>
-              <w:t xml:space="preserve"> </w:t>
-            </w:r>
-            <w:r>
-              <w:t xml:space="preserve">し、人間による最終確認を促す UI</w:t>
-            </w:r>
-          </w:p>
-        </w:tc>
-        <w:tc>
-          <w:tcPr/>
-          <w:p>
-            <w:pPr>
-              <w:pStyle w:val="Compact"/>
-              <w:jc w:val="left"/>
-            </w:pPr>
-            <w:r>
-              <w:t xml:space="preserve">Human-in-the-Loop UX 設計</w:t>
-            </w:r>
-          </w:p>
-        </w:tc>
-      </w:tr>
-    </w:tbl>
-    <w:p>
-      <w:pPr>
-        <w:pStyle w:val="BodyText"/>
-      </w:pPr>
-      <w:r>
-        <w:t xml:space="preserve">UNFIX 社は</w:t>
-      </w:r>
-      <w:r>
-        <w:t xml:space="preserve"> </w:t>
-      </w:r>
-      <w:r>
-        <w:rPr>
-          <w:bCs/>
-          <w:b/>
-        </w:rPr>
-        <w:t xml:space="preserve">これらすべてをパイロット V1 段階で実装・実証済</w:t>
-      </w:r>
-      <w:r>
-        <w:t xml:space="preserve"> </w:t>
-      </w:r>
-      <w:r>
-        <w:t xml:space="preserve">であり、本補助事業期間内での本格化が現実的に可能である唯一のベンダーである。</w:t>
-      </w:r>
-    </w:p>
-    <w:bookmarkEnd w:id="30"/>
-    <w:bookmarkStart w:id="34" w:name="Xcacf3829045c06af014aff9407b7def9e6948ef"/>
-    <w:p>
-      <w:pPr>
-        <w:pStyle w:val="Heading3"/>
-      </w:pPr>
-      <w:r>
-        <w:t xml:space="preserve">5.2 「従来 OCR」と「ネイティブ・マルチモーダル AI スキャン」の本質的相違</w:t>
-      </w:r>
-    </w:p>
-    <w:p>
-      <w:pPr>
-        <w:pStyle w:val="FirstParagraph"/>
-      </w:pPr>
-      <w:r>
-        <w:t xml:space="preserve">UNFIX 社のパイロット V1 が実装している AI スキャンは、</w:t>
-      </w:r>
-      <w:r>
-        <w:rPr>
-          <w:bCs/>
-          <w:b/>
-        </w:rPr>
-        <w:t xml:space="preserve">従来の OCR (光学文字認識) スキャンとは技術原理が根本的に異なる</w:t>
-      </w:r>
-      <w:r>
-        <w:t xml:space="preserve">。本補助事業のスキャン技術が「次世代」である核心は、最新の大規模マルチモーダル AI モデル (本パイロットでは Google Gemini 2.5 Flash) の</w:t>
-      </w:r>
-      <w:r>
-        <w:t xml:space="preserve"> </w:t>
-      </w:r>
-      <w:r>
-        <w:rPr>
-          <w:bCs/>
-          <w:b/>
-        </w:rPr>
-        <w:t xml:space="preserve">ネイティブ・マルチモーダル機能</w:t>
-      </w:r>
-      <w:r>
-        <w:t xml:space="preserve"> </w:t>
-      </w:r>
-      <w:r>
-        <w:t xml:space="preserve">を活用し、AI が画像内の文字を「読む」のではなく</w:t>
-      </w:r>
-      <w:r>
-        <w:t xml:space="preserve"> </w:t>
-      </w:r>
-      <w:r>
-        <w:rPr>
-          <w:bCs/>
-          <w:b/>
-        </w:rPr>
-        <w:t xml:space="preserve">文字・表・記号・手書き注釈の意味を「理解」して構造化する</w:t>
-      </w:r>
-      <w:r>
-        <w:t xml:space="preserve"> </w:t>
-      </w:r>
-      <w:r>
-        <w:t xml:space="preserve">点にある。</w:t>
-      </w:r>
-    </w:p>
-    <w:bookmarkStart w:id="31" w:name="Xacefe8d6b16300c52a5c6ea8dc084115c776141"/>
-    <w:p>
-      <w:pPr>
-        <w:pStyle w:val="Heading4"/>
-      </w:pPr>
-      <w:r>
-        <w:t xml:space="preserve">5.2.1 アプローチの比較</w:t>
+        <w:t xml:space="preserve">短期間に高クオリティのパイロット成果物を当社にご提示することができた</w:t>
+      </w:r>
+      <w:r>
+        <w:t xml:space="preserve">:</w:t>
       </w:r>
     </w:p>
     <w:tbl>
@@ -2423,100 +2035,223 @@
               <w:jc w:val="left"/>
             </w:pPr>
             <w:r>
-              <w:t xml:space="preserve">観点</w:t>
-            </w:r>
-          </w:p>
-        </w:tc>
-        <w:tc>
-          <w:tcPr/>
-          <w:p>
-            <w:pPr>
-              <w:pStyle w:val="Compact"/>
-              <w:jc w:val="left"/>
-            </w:pPr>
-            <w:r>
-              <w:t xml:space="preserve">従来 OCR スキャン</w:t>
-            </w:r>
-          </w:p>
-        </w:tc>
-        <w:tc>
-          <w:tcPr/>
-          <w:p>
-            <w:pPr>
-              <w:pStyle w:val="Compact"/>
-              <w:jc w:val="left"/>
-            </w:pPr>
+              <w:t xml:space="preserve">カテゴリ</w:t>
+            </w:r>
+          </w:p>
+        </w:tc>
+        <w:tc>
+          <w:tcPr/>
+          <w:p>
+            <w:pPr>
+              <w:pStyle w:val="Compact"/>
+              <w:jc w:val="left"/>
+            </w:pPr>
+            <w:r>
+              <w:t xml:space="preserve">流用された UNFIX 社内資産</w:t>
+            </w:r>
+          </w:p>
+        </w:tc>
+        <w:tc>
+          <w:tcPr/>
+          <w:p>
+            <w:pPr>
+              <w:pStyle w:val="Compact"/>
+              <w:jc w:val="left"/>
+            </w:pPr>
+            <w:r>
+              <w:t xml:space="preserve">パイロットへの貢献</w:t>
+            </w:r>
+          </w:p>
+        </w:tc>
+      </w:tr>
+      <w:tr>
+        <w:tc>
+          <w:tcPr/>
+          <w:p>
+            <w:pPr>
+              <w:pStyle w:val="Compact"/>
+              <w:jc w:val="left"/>
+            </w:pPr>
+            <w:r>
+              <w:t xml:space="preserve">フロントエンド基盤</w:t>
+            </w:r>
+          </w:p>
+        </w:tc>
+        <w:tc>
+          <w:tcPr/>
+          <w:p>
+            <w:pPr>
+              <w:pStyle w:val="Compact"/>
+              <w:jc w:val="left"/>
+            </w:pPr>
+            <w:r>
+              <w:t xml:space="preserve">Astro + Tailwind + Vercel 配信パターンの内製テンプレート (SSR・PWA・モバイル最適化済)</w:t>
+            </w:r>
+          </w:p>
+        </w:tc>
+        <w:tc>
+          <w:tcPr/>
+          <w:p>
+            <w:pPr>
+              <w:pStyle w:val="Compact"/>
+              <w:jc w:val="left"/>
+            </w:pPr>
+            <w:r>
+              <w:t xml:space="preserve">ダッシュボード / 結果表示 / AI 問診の UI を最短時間で構築</w:t>
+            </w:r>
+          </w:p>
+        </w:tc>
+      </w:tr>
+      <w:tr>
+        <w:tc>
+          <w:tcPr/>
+          <w:p>
+            <w:pPr>
+              <w:pStyle w:val="Compact"/>
+              <w:jc w:val="left"/>
+            </w:pPr>
+            <w:r>
+              <w:t xml:space="preserve">認証基盤</w:t>
+            </w:r>
+          </w:p>
+        </w:tc>
+        <w:tc>
+          <w:tcPr/>
+          <w:p>
+            <w:pPr>
+              <w:pStyle w:val="Compact"/>
+              <w:jc w:val="left"/>
+            </w:pPr>
+            <w:r>
+              <w:t xml:space="preserve">Google One Tap × Supabase Auth の統合パターン (他案件で実装済)</w:t>
+            </w:r>
+          </w:p>
+        </w:tc>
+        <w:tc>
+          <w:tcPr/>
+          <w:p>
+            <w:pPr>
+              <w:pStyle w:val="Compact"/>
+              <w:jc w:val="left"/>
+            </w:pPr>
+            <w:r>
+              <w:t xml:space="preserve">認証画面を</w:t>
+            </w:r>
+            <w:r>
+              <w:t xml:space="preserve"> </w:t>
+            </w:r>
             <w:r>
               <w:rPr>
                 <w:bCs/>
                 <w:b/>
               </w:rPr>
-              <w:t xml:space="preserve">ネイティブ・マルチモーダル AI スキャン (本パイロット)</w:t>
-            </w:r>
-          </w:p>
-        </w:tc>
-      </w:tr>
-      <w:tr>
-        <w:tc>
-          <w:tcPr/>
-          <w:p>
-            <w:pPr>
-              <w:pStyle w:val="Compact"/>
-              <w:jc w:val="left"/>
-            </w:pPr>
-            <w:r>
-              <w:t xml:space="preserve">技術原理</w:t>
-            </w:r>
-          </w:p>
-        </w:tc>
-        <w:tc>
-          <w:tcPr/>
-          <w:p>
-            <w:pPr>
-              <w:pStyle w:val="Compact"/>
-              <w:jc w:val="left"/>
-            </w:pPr>
-            <w:r>
-              <w:t xml:space="preserve">画素から個別文字を 1 文字ずつ識別 → 後段で別途レイアウト解析</w:t>
-            </w:r>
-          </w:p>
-        </w:tc>
-        <w:tc>
-          <w:tcPr/>
-          <w:p>
-            <w:pPr>
-              <w:pStyle w:val="Compact"/>
-              <w:jc w:val="left"/>
-            </w:pPr>
-            <w:r>
-              <w:t xml:space="preserve">画像と言語理解を</w:t>
-            </w:r>
+              <w:t xml:space="preserve">ほぼ設定変更のみ</w:t>
+            </w:r>
+            <w:r>
+              <w:t xml:space="preserve"> </w:t>
+            </w:r>
+            <w:r>
+              <w:t xml:space="preserve">でパイロットに移植</w:t>
+            </w:r>
+          </w:p>
+        </w:tc>
+      </w:tr>
+      <w:tr>
+        <w:tc>
+          <w:tcPr/>
+          <w:p>
+            <w:pPr>
+              <w:pStyle w:val="Compact"/>
+              <w:jc w:val="left"/>
+            </w:pPr>
+            <w:r>
+              <w:t xml:space="preserve">DB アーキテクチャ</w:t>
+            </w:r>
+          </w:p>
+        </w:tc>
+        <w:tc>
+          <w:tcPr/>
+          <w:p>
+            <w:pPr>
+              <w:pStyle w:val="Compact"/>
+              <w:jc w:val="left"/>
+            </w:pPr>
             <w:r>
               <w:rPr>
                 <w:bCs/>
                 <w:b/>
               </w:rPr>
-              <w:t xml:space="preserve">同一の AI モデルが同時に処理</w:t>
+              <w:t xml:space="preserve">Supabase 2 スキーマ分割設計</w:t>
             </w:r>
             <w:r>
               <w:t xml:space="preserve"> </w:t>
             </w:r>
             <w:r>
-              <w:t xml:space="preserve">(End-to-End マルチモーダル)</w:t>
-            </w:r>
-          </w:p>
-        </w:tc>
-      </w:tr>
-      <w:tr>
-        <w:tc>
-          <w:tcPr/>
-          <w:p>
-            <w:pPr>
-              <w:pStyle w:val="Compact"/>
-              <w:jc w:val="left"/>
-            </w:pPr>
-            <w:r>
-              <w:t xml:space="preserve">フォーマット対応</w:t>
+              <w:t xml:space="preserve">(PII / 非 PII の論理分離パターン) を他案件で確立済</w:t>
+            </w:r>
+          </w:p>
+        </w:tc>
+        <w:tc>
+          <w:tcPr/>
+          <w:p>
+            <w:pPr>
+              <w:pStyle w:val="Compact"/>
+              <w:jc w:val="left"/>
+            </w:pPr>
+            <w:r>
+              <w:t xml:space="preserve">3 省 2 ガイドライン準拠の DB を設計工数を圧縮して立ち上げ</w:t>
+            </w:r>
+          </w:p>
+        </w:tc>
+      </w:tr>
+      <w:tr>
+        <w:tc>
+          <w:tcPr/>
+          <w:p>
+            <w:pPr>
+              <w:pStyle w:val="Compact"/>
+              <w:jc w:val="left"/>
+            </w:pPr>
+            <w:r>
+              <w:t xml:space="preserve">AI 連携基盤</w:t>
+            </w:r>
+          </w:p>
+        </w:tc>
+        <w:tc>
+          <w:tcPr/>
+          <w:p>
+            <w:pPr>
+              <w:pStyle w:val="Compact"/>
+              <w:jc w:val="left"/>
+            </w:pPr>
+            <w:r>
+              <w:t xml:space="preserve">Gemini API クライアントラッパー / Live API ストリーミング制御 / プロンプトテンプレート管理基盤</w:t>
+            </w:r>
+          </w:p>
+        </w:tc>
+        <w:tc>
+          <w:tcPr/>
+          <w:p>
+            <w:pPr>
+              <w:pStyle w:val="Compact"/>
+              <w:jc w:val="left"/>
+            </w:pPr>
+            <w:r>
+              <w:t xml:space="preserve">検査スキャン + AI 問診の AI 呼び出し部を即構築</w:t>
+            </w:r>
+          </w:p>
+        </w:tc>
+      </w:tr>
+      <w:tr>
+        <w:tc>
+          <w:tcPr/>
+          <w:p>
+            <w:pPr>
+              <w:pStyle w:val="Compact"/>
+              <w:jc w:val="left"/>
+            </w:pPr>
+            <w:r>
+              <w:t xml:space="preserve">マルチモーダル AI スキャン技術</w:t>
             </w:r>
           </w:p>
         </w:tc>
@@ -2532,468 +2267,250 @@
                 <w:bCs/>
                 <w:b/>
               </w:rPr>
-              <w:t xml:space="preserve">事前にテンプレートを登録</w:t>
-            </w:r>
-            <w:r>
-              <w:t xml:space="preserve">した検査票のみ対応</w:t>
-            </w:r>
-            <w:r>
-              <w:t xml:space="preserve">(検査会社・帳票ごとに学習・調整が必要)</w:t>
-            </w:r>
-          </w:p>
-        </w:tc>
-        <w:tc>
-          <w:tcPr/>
-          <w:p>
-            <w:pPr>
-              <w:pStyle w:val="Compact"/>
-              <w:jc w:val="left"/>
-            </w:pPr>
-            <w:r>
-              <w:rPr>
-                <w:bCs/>
-                <w:b/>
-              </w:rPr>
-              <w:t xml:space="preserve">テンプレート登録一切不要</w:t>
-            </w:r>
-            <w:r>
-              <w:t xml:space="preserve">。人間ドック・健康診断・血液検査・任意の検査会社の任意レイアウトを</w:t>
+              <w:t xml:space="preserve">画像 → 領域検出 → 構造化抽出 → 監査列付き Markdown のパイプライン設計</w:t>
             </w:r>
             <w:r>
               <w:t xml:space="preserve"> </w:t>
             </w:r>
             <w:r>
-              <w:rPr>
-                <w:bCs/>
-                <w:b/>
-              </w:rPr>
-              <w:t xml:space="preserve">その場で文脈理解</w:t>
-            </w:r>
-          </w:p>
-        </w:tc>
-      </w:tr>
-      <w:tr>
-        <w:tc>
-          <w:tcPr/>
-          <w:p>
-            <w:pPr>
-              <w:pStyle w:val="Compact"/>
-              <w:jc w:val="left"/>
-            </w:pPr>
-            <w:r>
-              <w:t xml:space="preserve">表構造の認識</w:t>
-            </w:r>
-          </w:p>
-        </w:tc>
-        <w:tc>
-          <w:tcPr/>
-          <w:p>
-            <w:pPr>
-              <w:pStyle w:val="Compact"/>
-              <w:jc w:val="left"/>
-            </w:pPr>
-            <w:r>
-              <w:t xml:space="preserve">罫線検出 + ルールベースのセル分割</w:t>
-            </w:r>
-            <w:r>
-              <w:t xml:space="preserve">(罫線が薄い・斜め・歪んだ撮影では崩れる)</w:t>
-            </w:r>
-          </w:p>
-        </w:tc>
-        <w:tc>
-          <w:tcPr/>
-          <w:p>
-            <w:pPr>
-              <w:pStyle w:val="Compact"/>
-              <w:jc w:val="left"/>
-            </w:pPr>
-            <w:r>
-              <w:t xml:space="preserve">「これは検査項目の表である」と AI が</w:t>
-            </w:r>
-            <w:r>
-              <w:rPr>
-                <w:bCs/>
-                <w:b/>
-              </w:rPr>
-              <w:t xml:space="preserve">意味として認識</w:t>
-            </w:r>
-            <w:r>
-              <w:t xml:space="preserve">し、罫線が無くてもセルを正しく対応付け</w:t>
-            </w:r>
-          </w:p>
-        </w:tc>
-      </w:tr>
-      <w:tr>
-        <w:tc>
-          <w:tcPr/>
-          <w:p>
-            <w:pPr>
-              <w:pStyle w:val="Compact"/>
-              <w:jc w:val="left"/>
-            </w:pPr>
-            <w:r>
-              <w:t xml:space="preserve">列の対応</w:t>
-            </w:r>
-          </w:p>
-        </w:tc>
-        <w:tc>
-          <w:tcPr/>
-          <w:p>
-            <w:pPr>
-              <w:pStyle w:val="Compact"/>
-              <w:jc w:val="left"/>
-            </w:pPr>
-            <w:r>
-              <w:t xml:space="preserve">座標ベースで「○番目の列」を機械的に割当</w:t>
-            </w:r>
-            <w:r>
-              <w:t xml:space="preserve">(列の幅やズレに脆い)</w:t>
-            </w:r>
-          </w:p>
-        </w:tc>
-        <w:tc>
-          <w:tcPr/>
-          <w:p>
-            <w:pPr>
-              <w:pStyle w:val="Compact"/>
-              <w:jc w:val="left"/>
-            </w:pPr>
-            <w:r>
-              <w:t xml:space="preserve">「読取値」「単位」「下限値」「上限値」を</w:t>
-            </w:r>
-            <w:r>
-              <w:t xml:space="preserve"> </w:t>
-            </w:r>
-            <w:r>
-              <w:rPr>
-                <w:bCs/>
-                <w:b/>
-              </w:rPr>
-              <w:t xml:space="preserve">列ヘッダの意味</w:t>
-            </w:r>
-            <w:r>
-              <w:t xml:space="preserve">から判定。並び順が違っても正しく対応</w:t>
-            </w:r>
-          </w:p>
-        </w:tc>
-      </w:tr>
-      <w:tr>
-        <w:tc>
-          <w:tcPr/>
-          <w:p>
-            <w:pPr>
-              <w:pStyle w:val="Compact"/>
-              <w:jc w:val="left"/>
-            </w:pPr>
-            <w:r>
-              <w:t xml:space="preserve">手書き文字</w:t>
-            </w:r>
-          </w:p>
-        </w:tc>
-        <w:tc>
-          <w:tcPr/>
-          <w:p>
-            <w:pPr>
-              <w:pStyle w:val="Compact"/>
-              <w:jc w:val="left"/>
-            </w:pPr>
-            <w:r>
-              <w:t xml:space="preserve">認識精度が著しく低下</w:t>
-            </w:r>
-            <w:r>
-              <w:t xml:space="preserve">(辞書登録の手書きパターンに限定)</w:t>
-            </w:r>
-          </w:p>
-        </w:tc>
-        <w:tc>
-          <w:tcPr/>
-          <w:p>
-            <w:pPr>
-              <w:pStyle w:val="Compact"/>
-              <w:jc w:val="left"/>
-            </w:pPr>
-            <w:r>
-              <w:rPr>
-                <w:bCs/>
-                <w:b/>
-              </w:rPr>
-              <w:t xml:space="preserve">前後の文脈</w:t>
-            </w:r>
-            <w:r>
-              <w:t xml:space="preserve"> </w:t>
-            </w:r>
-            <w:r>
-              <w:t xml:space="preserve">(隣のセル / 同じ行の項目名 / 一般的な検査基準値) を AI が参照して推論。「6.1」が読みづらくても、隣に「総たん白 / 単位 g/dl / 基準 6.6〜8.1」とあれば「6.1」と確信を持って判定</w:t>
-            </w:r>
-          </w:p>
-        </w:tc>
-      </w:tr>
-      <w:tr>
-        <w:tc>
-          <w:tcPr/>
-          <w:p>
-            <w:pPr>
-              <w:pStyle w:val="Compact"/>
-              <w:jc w:val="left"/>
-            </w:pPr>
-            <w:r>
-              <w:t xml:space="preserve">赤線・蛍光ペン強調</w:t>
-            </w:r>
-          </w:p>
-        </w:tc>
-        <w:tc>
-          <w:tcPr/>
-          <w:p>
-            <w:pPr>
-              <w:pStyle w:val="Compact"/>
-              <w:jc w:val="left"/>
-            </w:pPr>
-            <w:r>
-              <w:t xml:space="preserve">認識不可 (色情報を捨てるか、別途ルール実装が必要)</w:t>
-            </w:r>
-          </w:p>
-        </w:tc>
-        <w:tc>
-          <w:tcPr/>
-          <w:p>
-            <w:pPr>
-              <w:pStyle w:val="Compact"/>
-              <w:jc w:val="left"/>
-            </w:pPr>
-            <w:r>
-              <w:rPr>
-                <w:bCs/>
-                <w:b/>
-              </w:rPr>
-              <w:t xml:space="preserve">AI が「赤ペンで強調 = 注目すべき箇所」と意味理解</w:t>
-            </w:r>
-            <w:r>
-              <w:t xml:space="preserve"> </w:t>
-            </w:r>
-            <w:r>
-              <w:t xml:space="preserve">し、抽出結果に「強調」タグを自動付与</w:t>
-            </w:r>
-          </w:p>
-        </w:tc>
-      </w:tr>
-      <w:tr>
-        <w:tc>
-          <w:tcPr/>
-          <w:p>
-            <w:pPr>
-              <w:pStyle w:val="Compact"/>
-              <w:jc w:val="left"/>
-            </w:pPr>
-            <w:r>
-              <w:t xml:space="preserve">異常値判定 (H/L)</w:t>
-            </w:r>
-          </w:p>
-        </w:tc>
-        <w:tc>
-          <w:tcPr/>
-          <w:p>
-            <w:pPr>
-              <w:pStyle w:val="Compact"/>
-              <w:jc w:val="left"/>
-            </w:pPr>
-            <w:r>
-              <w:t xml:space="preserve">文字として「H」「L」を拾う程度</w:t>
-            </w:r>
-            <w:r>
-              <w:t xml:space="preserve">(判定根拠の説明不可)</w:t>
-            </w:r>
-          </w:p>
-        </w:tc>
-        <w:tc>
-          <w:tcPr/>
-          <w:p>
-            <w:pPr>
-              <w:pStyle w:val="Compact"/>
-              <w:jc w:val="left"/>
-            </w:pPr>
-            <w:r>
-              <w:t xml:space="preserve">値と基準値を</w:t>
-            </w:r>
-            <w:r>
-              <w:t xml:space="preserve"> </w:t>
-            </w:r>
-            <w:r>
-              <w:rPr>
-                <w:bCs/>
-                <w:b/>
-              </w:rPr>
-              <w:t xml:space="preserve">AI が比較理解</w:t>
-            </w:r>
-            <w:r>
-              <w:t xml:space="preserve"> </w:t>
-            </w:r>
-            <w:r>
-              <w:t xml:space="preserve">し、自ら「H 判定」を再現できる</w:t>
-            </w:r>
-            <w:r>
-              <w:t xml:space="preserve">(誤読の検出にも寄与)</w:t>
-            </w:r>
-          </w:p>
-        </w:tc>
-      </w:tr>
-      <w:tr>
-        <w:tc>
-          <w:tcPr/>
-          <w:p>
-            <w:pPr>
-              <w:pStyle w:val="Compact"/>
-              <w:jc w:val="left"/>
-            </w:pPr>
-            <w:r>
-              <w:t xml:space="preserve">誤読リスクの自己申告</w:t>
-            </w:r>
-          </w:p>
-        </w:tc>
-        <w:tc>
-          <w:tcPr/>
-          <w:p>
-            <w:pPr>
-              <w:pStyle w:val="Compact"/>
-              <w:jc w:val="left"/>
-            </w:pPr>
-            <w:r>
-              <w:t xml:space="preserve">不可能 (OCR エンジンは「自信」のスコアしか出さない)</w:t>
-            </w:r>
-          </w:p>
-        </w:tc>
-        <w:tc>
-          <w:tcPr/>
-          <w:p>
-            <w:pPr>
-              <w:pStyle w:val="Compact"/>
-              <w:jc w:val="left"/>
-            </w:pPr>
-            <w:r>
-              <w:rPr>
-                <w:bCs/>
-                <w:b/>
-              </w:rPr>
-              <w:t xml:space="preserve">「この行は信頼度が低い」「ここはユーザー確認推奨」を AI が自然言語で表明</w:t>
-            </w:r>
-            <w:r>
-              <w:t xml:space="preserve"> </w:t>
-            </w:r>
-            <w:r>
-              <w:t xml:space="preserve">できる (本パイロットでは 58 件中 18 件を要確認に列挙)</w:t>
-            </w:r>
-          </w:p>
-        </w:tc>
-      </w:tr>
-      <w:tr>
-        <w:tc>
-          <w:tcPr/>
-          <w:p>
-            <w:pPr>
-              <w:pStyle w:val="Compact"/>
-              <w:jc w:val="left"/>
-            </w:pPr>
-            <w:r>
-              <w:t xml:space="preserve">多言語・記号</w:t>
-            </w:r>
-          </w:p>
-        </w:tc>
-        <w:tc>
-          <w:tcPr/>
-          <w:p>
-            <w:pPr>
-              <w:pStyle w:val="Compact"/>
-              <w:jc w:val="left"/>
-            </w:pPr>
-            <w:r>
-              <w:t xml:space="preserve">言語別エンジンの切替が必要</w:t>
-            </w:r>
-          </w:p>
-        </w:tc>
-        <w:tc>
-          <w:tcPr/>
-          <w:p>
-            <w:pPr>
-              <w:pStyle w:val="Compact"/>
-              <w:jc w:val="left"/>
-            </w:pPr>
-            <w:r>
-              <w:t xml:space="preserve">日本語・英語・略号 (AST / GPT / γ-GTP 等)・単位 (mmol/l, µg/ml 等) を</w:t>
-            </w:r>
-            <w:r>
-              <w:rPr>
-                <w:bCs/>
-                <w:b/>
-              </w:rPr>
-              <w:t xml:space="preserve">同一モデルが同時処理</w:t>
-            </w:r>
-          </w:p>
-        </w:tc>
-      </w:tr>
-      <w:tr>
-        <w:tc>
-          <w:tcPr/>
-          <w:p>
-            <w:pPr>
-              <w:pStyle w:val="Compact"/>
-              <w:jc w:val="left"/>
-            </w:pPr>
-            <w:r>
-              <w:t xml:space="preserve">新フォーマット対応コスト</w:t>
-            </w:r>
-          </w:p>
-        </w:tc>
-        <w:tc>
-          <w:tcPr/>
-          <w:p>
-            <w:pPr>
-              <w:pStyle w:val="Compact"/>
-              <w:jc w:val="left"/>
-            </w:pPr>
-            <w:r>
-              <w:t xml:space="preserve">1 フォーマット追加 = 学習・調整工数で数日〜数週</w:t>
-            </w:r>
-          </w:p>
-        </w:tc>
-        <w:tc>
-          <w:tcPr/>
-          <w:p>
-            <w:pPr>
-              <w:pStyle w:val="Compact"/>
-              <w:jc w:val="left"/>
-            </w:pPr>
-            <w:r>
-              <w:rPr>
-                <w:bCs/>
-                <w:b/>
-              </w:rPr>
-              <w:t xml:space="preserve">コスト ≒ ゼロ</w:t>
-            </w:r>
-            <w:r>
-              <w:t xml:space="preserve"> </w:t>
-            </w:r>
-            <w:r>
-              <w:t xml:space="preserve">(プロンプトを更新するだけで即対応)</w:t>
+              <w:t xml:space="preserve">を内製ライブラリ化済</w:t>
+            </w:r>
+          </w:p>
+        </w:tc>
+        <w:tc>
+          <w:tcPr/>
+          <w:p>
+            <w:pPr>
+              <w:pStyle w:val="Compact"/>
+              <w:jc w:val="left"/>
+            </w:pPr>
+            <w:r>
+              <w:t xml:space="preserve">任意の検査票フォーマットを文脈理解で抽出する技術がそのまま転用可能</w:t>
+            </w:r>
+          </w:p>
+        </w:tc>
+      </w:tr>
+      <w:tr>
+        <w:tc>
+          <w:tcPr/>
+          <w:p>
+            <w:pPr>
+              <w:pStyle w:val="Compact"/>
+              <w:jc w:val="left"/>
+            </w:pPr>
+            <w:r>
+              <w:t xml:space="preserve">音声インタラクション</w:t>
+            </w:r>
+          </w:p>
+        </w:tc>
+        <w:tc>
+          <w:tcPr/>
+          <w:p>
+            <w:pPr>
+              <w:pStyle w:val="Compact"/>
+              <w:jc w:val="left"/>
+            </w:pPr>
+            <w:r>
+              <w:t xml:space="preserve">Web Speech API (STT / TTS) と Gemini Live API のハイブリッド音声制御パターン</w:t>
+            </w:r>
+          </w:p>
+        </w:tc>
+        <w:tc>
+          <w:tcPr/>
+          <w:p>
+            <w:pPr>
+              <w:pStyle w:val="Compact"/>
+              <w:jc w:val="left"/>
+            </w:pPr>
+            <w:r>
+              <w:t xml:space="preserve">AI 問診の音声 UX を短期間で実装</w:t>
+            </w:r>
+          </w:p>
+        </w:tc>
+      </w:tr>
+      <w:tr>
+        <w:tc>
+          <w:tcPr/>
+          <w:p>
+            <w:pPr>
+              <w:pStyle w:val="Compact"/>
+              <w:jc w:val="left"/>
+            </w:pPr>
+            <w:r>
+              <w:t xml:space="preserve">表示パターン</w:t>
+            </w:r>
+          </w:p>
+        </w:tc>
+        <w:tc>
+          <w:tcPr/>
+          <w:p>
+            <w:pPr>
+              <w:pStyle w:val="Compact"/>
+              <w:jc w:val="left"/>
+            </w:pPr>
+            <w:r>
+              <w:t xml:space="preserve">3 モード表示 (サマリー / 要注意 / 全編) × PDF deep-link 表示の UI コンポーネント</w:t>
+            </w:r>
+          </w:p>
+        </w:tc>
+        <w:tc>
+          <w:tcPr/>
+          <w:p>
+            <w:pPr>
+              <w:pStyle w:val="Compact"/>
+              <w:jc w:val="left"/>
+            </w:pPr>
+            <w:r>
+              <w:t xml:space="preserve">検査結果 3 モード表示を即時実装</w:t>
+            </w:r>
+          </w:p>
+        </w:tc>
+      </w:tr>
+      <w:tr>
+        <w:tc>
+          <w:tcPr/>
+          <w:p>
+            <w:pPr>
+              <w:pStyle w:val="Compact"/>
+              <w:jc w:val="left"/>
+            </w:pPr>
+            <w:r>
+              <w:t xml:space="preserve">管理画面パターン</w:t>
+            </w:r>
+          </w:p>
+        </w:tc>
+        <w:tc>
+          <w:tcPr/>
+          <w:p>
+            <w:pPr>
+              <w:pStyle w:val="Compact"/>
+              <w:jc w:val="left"/>
+            </w:pPr>
+            <w:r>
+              <w:t xml:space="preserve">URL 推測不可・admin UID 制限の社内管理 UI 基盤</w:t>
+            </w:r>
+          </w:p>
+        </w:tc>
+        <w:tc>
+          <w:tcPr/>
+          <w:p>
+            <w:pPr>
+              <w:pStyle w:val="Compact"/>
+              <w:jc w:val="left"/>
+            </w:pPr>
+            <w:r>
+              <w:t xml:space="preserve">Wellfort スタッフ向け一括アップロード UI を最短実装</w:t>
+            </w:r>
+          </w:p>
+        </w:tc>
+      </w:tr>
+      <w:tr>
+        <w:tc>
+          <w:tcPr/>
+          <w:p>
+            <w:pPr>
+              <w:pStyle w:val="Compact"/>
+              <w:jc w:val="left"/>
+            </w:pPr>
+            <w:r>
+              <w:t xml:space="preserve">ドキュメント生成</w:t>
+            </w:r>
+          </w:p>
+        </w:tc>
+        <w:tc>
+          <w:tcPr/>
+          <w:p>
+            <w:pPr>
+              <w:pStyle w:val="Compact"/>
+              <w:jc w:val="left"/>
+            </w:pPr>
+            <w:r>
+              <w:t xml:space="preserve">Markdown → docx / PDF 自動生成 (pandoc + Playwright) パイプライン</w:t>
+            </w:r>
+          </w:p>
+        </w:tc>
+        <w:tc>
+          <w:tcPr/>
+          <w:p>
+            <w:pPr>
+              <w:pStyle w:val="Compact"/>
+              <w:jc w:val="left"/>
+            </w:pPr>
+            <w:r>
+              <w:t xml:space="preserve">設計ドキュメント 12 本を効率的に成果物化</w:t>
+            </w:r>
+          </w:p>
+        </w:tc>
+      </w:tr>
+      <w:tr>
+        <w:tc>
+          <w:tcPr/>
+          <w:p>
+            <w:pPr>
+              <w:pStyle w:val="Compact"/>
+              <w:jc w:val="left"/>
+            </w:pPr>
+            <w:r>
+              <w:t xml:space="preserve">AI 駆動開発環境</w:t>
+            </w:r>
+          </w:p>
+        </w:tc>
+        <w:tc>
+          <w:tcPr/>
+          <w:p>
+            <w:pPr>
+              <w:pStyle w:val="Compact"/>
+              <w:jc w:val="left"/>
+            </w:pPr>
+            <w:r>
+              <w:t xml:space="preserve">Claude Code Max + Cursor + Copilot を中心とした内製開発ワークフロー</w:t>
+            </w:r>
+          </w:p>
+        </w:tc>
+        <w:tc>
+          <w:tcPr/>
+          <w:p>
+            <w:pPr>
+              <w:pStyle w:val="Compact"/>
+              <w:jc w:val="left"/>
+            </w:pPr>
+            <w:r>
+              <w:t xml:space="preserve">単純実装の 80% を AI が担い、人間は設計判断に集中</w:t>
             </w:r>
           </w:p>
         </w:tc>
       </w:tr>
     </w:tbl>
-    <w:bookmarkEnd w:id="31"/>
-    <w:bookmarkStart w:id="32" w:name="X673db8f59f3b0c2cb9c2e1ed76a2e29b4f801e9"/>
-    <w:p>
-      <w:pPr>
-        <w:pStyle w:val="Heading4"/>
-      </w:pPr>
-      <w:r>
-        <w:t xml:space="preserve">5.2.2 「AI が理解している」ことの実例</w:t>
-      </w:r>
-    </w:p>
-    <w:p>
-      <w:pPr>
-        <w:pStyle w:val="FirstParagraph"/>
-      </w:pPr>
-      <w:r>
-        <w:t xml:space="preserve">本パイロットの AI スキャンが「文字を読む」のではなく「内容を理解している」ことは、以下のように具体的に観察できる:</w:t>
+    <w:p>
+      <w:pPr>
+        <w:pStyle w:val="BodyText"/>
+      </w:pPr>
+      <w:r>
+        <w:t xml:space="preserve">これらは</w:t>
+      </w:r>
+      <w:r>
+        <w:t xml:space="preserve"> </w:t>
+      </w:r>
+      <w:r>
+        <w:rPr>
+          <w:bCs/>
+          <w:b/>
+        </w:rPr>
+        <w:t xml:space="preserve">特定の顧客・案件専用に作られたものではなく、UNFIX 社が複数の顧客・プロジェクトを通じて中長期的に磨き込んできた汎用プラットフォーム技術</w:t>
+      </w:r>
+      <w:r>
+        <w:t xml:space="preserve"> </w:t>
+      </w:r>
+      <w:r>
+        <w:t xml:space="preserve">であり、本補助事業に対して即時・無償で流用可能な「立ち上がり済」の資産である。</w:t>
+      </w:r>
+    </w:p>
+    <w:p>
+      <w:pPr>
+        <w:pStyle w:val="BodyText"/>
+      </w:pPr>
+      <w:r>
+        <w:t xml:space="preserve">この事実が意味するところは以下のとおり:</w:t>
       </w:r>
     </w:p>
     <w:p>
@@ -3009,10 +2526,13 @@
           <w:bCs/>
           <w:b/>
         </w:rPr>
-        <w:t xml:space="preserve">項目名の異表記を自動同定</w:t>
-      </w:r>
-      <w:r>
-        <w:t xml:space="preserve">: 「総たん白」「総タンパク」「TP」「Total Protein」をすべて同じ検査項目として扱える (OCR では別物として登録が必要)</w:t>
+        <w:t xml:space="preserve">「短期に高品質のパイロットを提示できた」事実そのものが、UNFIX 社の保有技術が本事業の要求水準を既に超えていることの実証</w:t>
+      </w:r>
+      <w:r>
+        <w:t xml:space="preserve"> </w:t>
+      </w:r>
+      <w:r>
+        <w:t xml:space="preserve">である</w:t>
       </w:r>
     </w:p>
     <w:p>
@@ -3024,14 +2544,30 @@
         <w:pStyle w:val="Compact"/>
       </w:pPr>
       <w:r>
+        <w:t xml:space="preserve">パイロット成果物は単発の試作ではなく、</w:t>
+      </w:r>
+      <w:r>
         <w:rPr>
           <w:bCs/>
           <w:b/>
         </w:rPr>
-        <w:t xml:space="preserve">単位の常識補完</w:t>
-      </w:r>
-      <w:r>
-        <w:t xml:space="preserve">: 「AST 26」だけ書かれていても、「血液生化学検査の AST であれば単位は U/L である」と AI が補完</w:t>
+        <w:t xml:space="preserve">社内の継続改善された基盤の上に乗ったもの</w:t>
+      </w:r>
+      <w:r>
+        <w:t xml:space="preserve"> </w:t>
+      </w:r>
+      <w:r>
+        <w:t xml:space="preserve">であるため、本補助事業の本格化フェーズにおいても</w:t>
+      </w:r>
+      <w:r>
+        <w:t xml:space="preserve"> </w:t>
+      </w:r>
+      <w:r>
+        <w:rPr>
+          <w:bCs/>
+          <w:b/>
+        </w:rPr>
+        <w:t xml:space="preserve">後戻りや作り直しが発生しない</w:t>
       </w:r>
     </w:p>
     <w:p>
@@ -3043,43 +2579,46 @@
         <w:pStyle w:val="Compact"/>
       </w:pPr>
       <w:r>
+        <w:t xml:space="preserve">他社に切替えた場合、これらの基盤資産は</w:t>
+      </w:r>
+      <w:r>
+        <w:t xml:space="preserve"> </w:t>
+      </w:r>
+      <w:r>
         <w:rPr>
           <w:bCs/>
           <w:b/>
         </w:rPr>
-        <w:t xml:space="preserve">基準値の医学的妥当性チェック</w:t>
-      </w:r>
-      <w:r>
-        <w:t xml:space="preserve">: 抽出した値が医学的にあり得ない範囲 (例: 血糖値 5000 mg/dL) であれば「読み取りエラーの可能性」として「要確認」に分類</w:t>
-      </w:r>
-    </w:p>
-    <w:p>
-      <w:pPr>
-        <w:numPr>
-          <w:ilvl w:val="0"/>
-          <w:numId w:val="1003"/>
-        </w:numPr>
-        <w:pStyle w:val="Compact"/>
-      </w:pPr>
+        <w:t xml:space="preserve">譲渡・移管不可</w:t>
+      </w:r>
+      <w:r>
+        <w:t xml:space="preserve"> </w:t>
+      </w:r>
+      <w:r>
+        <w:t xml:space="preserve">(UNFIX 社の知的財産) であるため、</w:t>
+      </w:r>
       <w:r>
         <w:rPr>
           <w:bCs/>
           <w:b/>
         </w:rPr>
-        <w:t xml:space="preserve">手書き赤線の対象セル特定</w:t>
-      </w:r>
-      <w:r>
-        <w:t xml:space="preserve">: 蛍光ペンや赤鉛筆の引き方が雑でも、「隣接行のどの値を強調しているか」を文脈から推定</w:t>
-      </w:r>
-    </w:p>
-    <w:bookmarkEnd w:id="32"/>
-    <w:bookmarkStart w:id="33" w:name="X93d52487e49ac98c241b61c461ffc4296d8af89"/>
+        <w:t xml:space="preserve">ゼロからの再構築が必要</w:t>
+      </w:r>
+      <w:r>
+        <w:t xml:space="preserve"> </w:t>
+      </w:r>
+      <w:r>
+        <w:t xml:space="preserve">となり、本補助事業期間内の完了は事実上不可能</w:t>
+      </w:r>
+    </w:p>
+    <w:bookmarkEnd w:id="28"/>
+    <w:bookmarkStart w:id="29" w:name="X331659223bd5999efcb03cd916f30e6b7710a08"/>
     <w:p>
       <w:pPr>
         <w:pStyle w:val="Heading4"/>
       </w:pPr>
       <w:r>
-        <w:t xml:space="preserve">5.2.3 認識力・理解力における圧倒的優位</w:t>
+        <w:t xml:space="preserve">4.2.2 委託先切替が成立しない構造的理由</w:t>
       </w:r>
     </w:p>
     <w:p>
@@ -3087,20 +2626,449 @@
         <w:pStyle w:val="FirstParagraph"/>
       </w:pPr>
       <w:r>
-        <w:t xml:space="preserve">総じて本パイロットの AI スキャンは、</w:t>
+        <w:t xml:space="preserve">本補助事業ではこれらの実装基盤を流用するため、</w:t>
       </w:r>
       <w:r>
         <w:rPr>
           <w:bCs/>
           <w:b/>
         </w:rPr>
-        <w:t xml:space="preserve">従来 OCR と比較して以下の点で次元の異なる優位性</w:t>
-      </w:r>
-      <w:r>
-        <w:t xml:space="preserve"> </w:t>
-      </w:r>
-      <w:r>
-        <w:t xml:space="preserve">を有する:</w:t>
+        <w:t xml:space="preserve">他社委託の場合に必要となる「設計コンセプト引き継ぎ」「ノウハウ習得」「プラットフォーム再構築」工程</w:t>
+      </w:r>
+      <w:r>
+        <w:t xml:space="preserve"> </w:t>
+      </w:r>
+      <w:r>
+        <w:t xml:space="preserve">が不要となる。他社で同等品質に到達するには別途 3〜6 ヶ月の助走期間が必要となり、本補助事業期間中の完了は事実上不可能である。</w:t>
+      </w:r>
+    </w:p>
+    <w:p>
+      <w:pPr>
+        <w:pStyle w:val="BodyText"/>
+      </w:pPr>
+      <w:r>
+        <w:t xml:space="preserve">このため、</w:t>
+      </w:r>
+      <w:r>
+        <w:rPr>
+          <w:bCs/>
+          <w:b/>
+        </w:rPr>
+        <w:t xml:space="preserve">「複数社相見積もり」というプロセスは、本事業においては実質的な意味を持たない</w:t>
+      </w:r>
+      <w:r>
+        <w:t xml:space="preserve">。仮に相見積もりを取ったとしても、(a) 同等の社内プラットフォーム資産を保有しない他社は本期間内に納品不可能であるため見積を辞退するか、(b) ゼロからの構築を前提とした非現実的な工数・金額の見積を提示することとなり、いずれにせよ価格比較・選定の合理的判断は成立しない。</w:t>
+      </w:r>
+    </w:p>
+    <w:p>
+      <w:r>
+        <w:pict>
+          <v:rect style="width:0;height:1.5pt" o:hralign="center" o:hrstd="t" o:hr="t"/>
+        </w:pict>
+      </w:r>
+    </w:p>
+    <w:bookmarkEnd w:id="29"/>
+    <w:bookmarkEnd w:id="30"/>
+    <w:bookmarkEnd w:id="31"/>
+    <w:bookmarkStart w:id="42" w:name="X045021fa53f4c0349d787effd949f100bb139fd"/>
+    <w:p>
+      <w:pPr>
+        <w:pStyle w:val="Heading2"/>
+      </w:pPr>
+      <w:r>
+        <w:t xml:space="preserve">第 5 章 選定理由④ — ネイティブ・マルチモーダル AI による次世代スキャン技術 (パイロット V1 実証済)</w:t>
+      </w:r>
+    </w:p>
+    <w:bookmarkStart w:id="32" w:name="X932cbeaf32ac7bf264d838e8dccd631f0ceb947"/>
+    <w:p>
+      <w:pPr>
+        <w:pStyle w:val="Heading3"/>
+      </w:pPr>
+      <w:r>
+        <w:t xml:space="preserve">5.1 AI スキャン機能が本事業の生命線である理由</w:t>
+      </w:r>
+    </w:p>
+    <w:p>
+      <w:pPr>
+        <w:pStyle w:val="FirstParagraph"/>
+      </w:pPr>
+      <w:r>
+        <w:t xml:space="preserve">本補助事業の革新性の中核は、</w:t>
+      </w:r>
+      <w:r>
+        <w:rPr>
+          <w:bCs/>
+          <w:b/>
+        </w:rPr>
+        <w:t xml:space="preserve">ユーザー (会員) が手元の紙の検査票をスマホで撮影するだけで、検査値が自動で構造化・取込される</w:t>
+      </w:r>
+      <w:r>
+        <w:t xml:space="preserve"> </w:t>
+      </w:r>
+      <w:r>
+        <w:t xml:space="preserve">ことにある。これは従来「スタッフが 1 件 15〜30 分かけて手動転記」していた業務を</w:t>
+      </w:r>
+      <w:r>
+        <w:t xml:space="preserve"> </w:t>
+      </w:r>
+      <w:r>
+        <w:rPr>
+          <w:bCs/>
+          <w:b/>
+        </w:rPr>
+        <w:t xml:space="preserve">数十秒で自動化</w:t>
+      </w:r>
+      <w:r>
+        <w:t xml:space="preserve"> </w:t>
+      </w:r>
+      <w:r>
+        <w:t xml:space="preserve">する技術であり、補助事業の費用対効果のほぼすべてを決定づけるコア機能である。</w:t>
+      </w:r>
+    </w:p>
+    <w:p>
+      <w:pPr>
+        <w:pStyle w:val="BodyText"/>
+      </w:pPr>
+      <w:r>
+        <w:t xml:space="preserve">しかし AI スキャンは技術難易度が高く、以下の課題を同時に解決できる開発ベンダーは国内で極めて限定される:</w:t>
+      </w:r>
+    </w:p>
+    <w:tbl>
+      <w:tblPr>
+        <w:tblStyle w:val="Table"/>
+        <w:tblW w:type="auto" w:w="0"/>
+        <w:tblLook w:firstRow="1" w:lastRow="0" w:firstColumn="0" w:lastColumn="0" w:noHBand="0" w:noVBand="0" w:val="0020"/>
+        <w:jc w:val="start"/>
+      </w:tblPr>
+      <w:tblGrid>
+        <w:gridCol w:w="3960"/>
+        <w:gridCol w:w="3960"/>
+      </w:tblGrid>
+      <w:tr>
+        <w:trPr>
+          <w:tblHeader w:val="true"/>
+        </w:trPr>
+        <w:tc>
+          <w:tcPr/>
+          <w:p>
+            <w:pPr>
+              <w:pStyle w:val="Compact"/>
+              <w:jc w:val="left"/>
+            </w:pPr>
+            <w:r>
+              <w:t xml:space="preserve">技術課題</w:t>
+            </w:r>
+          </w:p>
+        </w:tc>
+        <w:tc>
+          <w:tcPr/>
+          <w:p>
+            <w:pPr>
+              <w:pStyle w:val="Compact"/>
+              <w:jc w:val="left"/>
+            </w:pPr>
+            <w:r>
+              <w:t xml:space="preserve">必要となる能力</w:t>
+            </w:r>
+          </w:p>
+        </w:tc>
+      </w:tr>
+      <w:tr>
+        <w:tc>
+          <w:tcPr/>
+          <w:p>
+            <w:pPr>
+              <w:pStyle w:val="Compact"/>
+              <w:jc w:val="left"/>
+            </w:pPr>
+            <w:r>
+              <w:t xml:space="preserve">紙の検査票が</w:t>
+            </w:r>
+            <w:r>
+              <w:t xml:space="preserve"> </w:t>
+            </w:r>
+            <w:r>
+              <w:rPr>
+                <w:bCs/>
+                <w:b/>
+              </w:rPr>
+              <w:t xml:space="preserve">手書き混じり</w:t>
+            </w:r>
+            <w:r>
+              <w:t xml:space="preserve"> </w:t>
+            </w:r>
+            <w:r>
+              <w:t xml:space="preserve">で書式が検査会社ごとにバラバラ</w:t>
+            </w:r>
+          </w:p>
+        </w:tc>
+        <w:tc>
+          <w:tcPr/>
+          <w:p>
+            <w:pPr>
+              <w:pStyle w:val="Compact"/>
+              <w:jc w:val="left"/>
+            </w:pPr>
+            <w:r>
+              <w:t xml:space="preserve">マルチモーダル LLM のプロンプト設計力</w:t>
+            </w:r>
+          </w:p>
+        </w:tc>
+      </w:tr>
+      <w:tr>
+        <w:tc>
+          <w:tcPr/>
+          <w:p>
+            <w:pPr>
+              <w:pStyle w:val="Compact"/>
+              <w:jc w:val="left"/>
+            </w:pPr>
+            <w:r>
+              <w:t xml:space="preserve">1 枚の用紙に</w:t>
+            </w:r>
+            <w:r>
+              <w:t xml:space="preserve"> </w:t>
+            </w:r>
+            <w:r>
+              <w:rPr>
+                <w:bCs/>
+                <w:b/>
+              </w:rPr>
+              <w:t xml:space="preserve">複数のテーブル領域</w:t>
+            </w:r>
+            <w:r>
+              <w:t xml:space="preserve"> </w:t>
+            </w:r>
+            <w:r>
+              <w:t xml:space="preserve">が並ぶ (左右 2 段組等)</w:t>
+            </w:r>
+          </w:p>
+        </w:tc>
+        <w:tc>
+          <w:tcPr/>
+          <w:p>
+            <w:pPr>
+              <w:pStyle w:val="Compact"/>
+              <w:jc w:val="left"/>
+            </w:pPr>
+            <w:r>
+              <w:t xml:space="preserve">領域検出 (Region Segmentation) ロジック</w:t>
+            </w:r>
+          </w:p>
+        </w:tc>
+      </w:tr>
+      <w:tr>
+        <w:tc>
+          <w:tcPr/>
+          <w:p>
+            <w:pPr>
+              <w:pStyle w:val="Compact"/>
+              <w:jc w:val="left"/>
+            </w:pPr>
+            <w:r>
+              <w:t xml:space="preserve">数値・単位・基準値・H/L 判定の</w:t>
+            </w:r>
+            <w:r>
+              <w:t xml:space="preserve"> </w:t>
+            </w:r>
+            <w:r>
+              <w:rPr>
+                <w:bCs/>
+                <w:b/>
+              </w:rPr>
+              <w:t xml:space="preserve">列対応</w:t>
+            </w:r>
+            <w:r>
+              <w:t xml:space="preserve"> </w:t>
+            </w:r>
+            <w:r>
+              <w:t xml:space="preserve">を正確に把握</w:t>
+            </w:r>
+          </w:p>
+        </w:tc>
+        <w:tc>
+          <w:tcPr/>
+          <w:p>
+            <w:pPr>
+              <w:pStyle w:val="Compact"/>
+              <w:jc w:val="left"/>
+            </w:pPr>
+            <w:r>
+              <w:t xml:space="preserve">構造化 Markdown 抽出設計</w:t>
+            </w:r>
+          </w:p>
+        </w:tc>
+      </w:tr>
+      <w:tr>
+        <w:tc>
+          <w:tcPr/>
+          <w:p>
+            <w:pPr>
+              <w:pStyle w:val="Compact"/>
+              <w:jc w:val="left"/>
+            </w:pPr>
+            <w:r>
+              <w:t xml:space="preserve">検査会社の</w:t>
+            </w:r>
+            <w:r>
+              <w:t xml:space="preserve"> </w:t>
+            </w:r>
+            <w:r>
+              <w:rPr>
+                <w:bCs/>
+                <w:b/>
+              </w:rPr>
+              <w:t xml:space="preserve">手書き赤線・蛍光ペン強調</w:t>
+            </w:r>
+            <w:r>
+              <w:t xml:space="preserve"> </w:t>
+            </w:r>
+            <w:r>
+              <w:t xml:space="preserve">を「重要項目」として認識</w:t>
+            </w:r>
+          </w:p>
+        </w:tc>
+        <w:tc>
+          <w:tcPr/>
+          <w:p>
+            <w:pPr>
+              <w:pStyle w:val="Compact"/>
+              <w:jc w:val="left"/>
+            </w:pPr>
+            <w:r>
+              <w:t xml:space="preserve">視覚的注釈の意味抽出</w:t>
+            </w:r>
+          </w:p>
+        </w:tc>
+      </w:tr>
+      <w:tr>
+        <w:tc>
+          <w:tcPr/>
+          <w:p>
+            <w:pPr>
+              <w:pStyle w:val="Compact"/>
+              <w:jc w:val="left"/>
+            </w:pPr>
+            <w:r>
+              <w:rPr>
+                <w:bCs/>
+                <w:b/>
+              </w:rPr>
+              <w:t xml:space="preserve">誤読のリスクをユーザーに開示</w:t>
+            </w:r>
+            <w:r>
+              <w:t xml:space="preserve"> </w:t>
+            </w:r>
+            <w:r>
+              <w:t xml:space="preserve">し、人間による最終確認を促す UI</w:t>
+            </w:r>
+          </w:p>
+        </w:tc>
+        <w:tc>
+          <w:tcPr/>
+          <w:p>
+            <w:pPr>
+              <w:pStyle w:val="Compact"/>
+              <w:jc w:val="left"/>
+            </w:pPr>
+            <w:r>
+              <w:t xml:space="preserve">Human-in-the-Loop UX 設計</w:t>
+            </w:r>
+          </w:p>
+        </w:tc>
+      </w:tr>
+    </w:tbl>
+    <w:p>
+      <w:pPr>
+        <w:pStyle w:val="BodyText"/>
+      </w:pPr>
+      <w:r>
+        <w:t xml:space="preserve">UNFIX 社は</w:t>
+      </w:r>
+      <w:r>
+        <w:t xml:space="preserve"> </w:t>
+      </w:r>
+      <w:r>
+        <w:rPr>
+          <w:bCs/>
+          <w:b/>
+        </w:rPr>
+        <w:t xml:space="preserve">これらすべてをパイロット V1 段階で実装・実証済</w:t>
+      </w:r>
+      <w:r>
+        <w:t xml:space="preserve"> </w:t>
+      </w:r>
+      <w:r>
+        <w:t xml:space="preserve">であり、本補助事業期間内での本格化が現実的に可能である唯一のベンダーである。</w:t>
+      </w:r>
+    </w:p>
+    <w:bookmarkEnd w:id="32"/>
+    <w:bookmarkStart w:id="36" w:name="Xcacf3829045c06af014aff9407b7def9e6948ef"/>
+    <w:p>
+      <w:pPr>
+        <w:pStyle w:val="Heading3"/>
+      </w:pPr>
+      <w:r>
+        <w:t xml:space="preserve">5.2 「従来 OCR」と「ネイティブ・マルチモーダル AI スキャン」の本質的相違</w:t>
+      </w:r>
+    </w:p>
+    <w:p>
+      <w:pPr>
+        <w:pStyle w:val="FirstParagraph"/>
+      </w:pPr>
+      <w:r>
+        <w:t xml:space="preserve">UNFIX 社のパイロット V1 が実装している AI スキャンは、</w:t>
+      </w:r>
+      <w:r>
+        <w:rPr>
+          <w:bCs/>
+          <w:b/>
+        </w:rPr>
+        <w:t xml:space="preserve">従来の OCR (光学文字認識) スキャンとは技術原理が根本的に異なる</w:t>
+      </w:r>
+      <w:r>
+        <w:t xml:space="preserve">。本補助事業のスキャン技術が「次世代」である核心は、最新の大規模マルチモーダル AI モデル (本パイロットでは Google Gemini 2.5 Flash) の</w:t>
+      </w:r>
+      <w:r>
+        <w:t xml:space="preserve"> </w:t>
+      </w:r>
+      <w:r>
+        <w:rPr>
+          <w:bCs/>
+          <w:b/>
+        </w:rPr>
+        <w:t xml:space="preserve">ネイティブ・マルチモーダル機能</w:t>
+      </w:r>
+      <w:r>
+        <w:t xml:space="preserve"> </w:t>
+      </w:r>
+      <w:r>
+        <w:t xml:space="preserve">を活用し、AI が画像内の文字を「読む」のではなく</w:t>
+      </w:r>
+      <w:r>
+        <w:t xml:space="preserve"> </w:t>
+      </w:r>
+      <w:r>
+        <w:rPr>
+          <w:bCs/>
+          <w:b/>
+        </w:rPr>
+        <w:t xml:space="preserve">文字・表・記号・手書き注釈の意味を「理解」して構造化する</w:t>
+      </w:r>
+      <w:r>
+        <w:t xml:space="preserve"> </w:t>
+      </w:r>
+      <w:r>
+        <w:t xml:space="preserve">点にある。</w:t>
+      </w:r>
+    </w:p>
+    <w:bookmarkStart w:id="33" w:name="Xacefe8d6b16300c52a5c6ea8dc084115c776141"/>
+    <w:p>
+      <w:pPr>
+        <w:pStyle w:val="Heading4"/>
+      </w:pPr>
+      <w:r>
+        <w:t xml:space="preserve">5.2.1 アプローチの比較</w:t>
       </w:r>
     </w:p>
     <w:tbl>
@@ -3127,6 +3095,710 @@
               <w:jc w:val="left"/>
             </w:pPr>
             <w:r>
+              <w:t xml:space="preserve">観点</w:t>
+            </w:r>
+          </w:p>
+        </w:tc>
+        <w:tc>
+          <w:tcPr/>
+          <w:p>
+            <w:pPr>
+              <w:pStyle w:val="Compact"/>
+              <w:jc w:val="left"/>
+            </w:pPr>
+            <w:r>
+              <w:t xml:space="preserve">従来 OCR スキャン</w:t>
+            </w:r>
+          </w:p>
+        </w:tc>
+        <w:tc>
+          <w:tcPr/>
+          <w:p>
+            <w:pPr>
+              <w:pStyle w:val="Compact"/>
+              <w:jc w:val="left"/>
+            </w:pPr>
+            <w:r>
+              <w:rPr>
+                <w:bCs/>
+                <w:b/>
+              </w:rPr>
+              <w:t xml:space="preserve">ネイティブ・マルチモーダル AI スキャン (本パイロット)</w:t>
+            </w:r>
+          </w:p>
+        </w:tc>
+      </w:tr>
+      <w:tr>
+        <w:tc>
+          <w:tcPr/>
+          <w:p>
+            <w:pPr>
+              <w:pStyle w:val="Compact"/>
+              <w:jc w:val="left"/>
+            </w:pPr>
+            <w:r>
+              <w:t xml:space="preserve">技術原理</w:t>
+            </w:r>
+          </w:p>
+        </w:tc>
+        <w:tc>
+          <w:tcPr/>
+          <w:p>
+            <w:pPr>
+              <w:pStyle w:val="Compact"/>
+              <w:jc w:val="left"/>
+            </w:pPr>
+            <w:r>
+              <w:t xml:space="preserve">画素から個別文字を 1 文字ずつ識別 → 後段で別途レイアウト解析</w:t>
+            </w:r>
+          </w:p>
+        </w:tc>
+        <w:tc>
+          <w:tcPr/>
+          <w:p>
+            <w:pPr>
+              <w:pStyle w:val="Compact"/>
+              <w:jc w:val="left"/>
+            </w:pPr>
+            <w:r>
+              <w:t xml:space="preserve">画像と言語理解を</w:t>
+            </w:r>
+            <w:r>
+              <w:rPr>
+                <w:bCs/>
+                <w:b/>
+              </w:rPr>
+              <w:t xml:space="preserve">同一の AI モデルが同時に処理</w:t>
+            </w:r>
+            <w:r>
+              <w:t xml:space="preserve"> </w:t>
+            </w:r>
+            <w:r>
+              <w:t xml:space="preserve">(End-to-End マルチモーダル)</w:t>
+            </w:r>
+          </w:p>
+        </w:tc>
+      </w:tr>
+      <w:tr>
+        <w:tc>
+          <w:tcPr/>
+          <w:p>
+            <w:pPr>
+              <w:pStyle w:val="Compact"/>
+              <w:jc w:val="left"/>
+            </w:pPr>
+            <w:r>
+              <w:t xml:space="preserve">フォーマット対応</w:t>
+            </w:r>
+          </w:p>
+        </w:tc>
+        <w:tc>
+          <w:tcPr/>
+          <w:p>
+            <w:pPr>
+              <w:pStyle w:val="Compact"/>
+              <w:jc w:val="left"/>
+            </w:pPr>
+            <w:r>
+              <w:rPr>
+                <w:bCs/>
+                <w:b/>
+              </w:rPr>
+              <w:t xml:space="preserve">事前にテンプレートを登録</w:t>
+            </w:r>
+            <w:r>
+              <w:t xml:space="preserve">した検査票のみ対応</w:t>
+            </w:r>
+            <w:r>
+              <w:t xml:space="preserve">(検査会社・帳票ごとに学習・調整が必要)</w:t>
+            </w:r>
+          </w:p>
+        </w:tc>
+        <w:tc>
+          <w:tcPr/>
+          <w:p>
+            <w:pPr>
+              <w:pStyle w:val="Compact"/>
+              <w:jc w:val="left"/>
+            </w:pPr>
+            <w:r>
+              <w:rPr>
+                <w:bCs/>
+                <w:b/>
+              </w:rPr>
+              <w:t xml:space="preserve">テンプレート登録一切不要</w:t>
+            </w:r>
+            <w:r>
+              <w:t xml:space="preserve">。人間ドック・健康診断・血液検査・任意の検査会社の任意レイアウトを</w:t>
+            </w:r>
+            <w:r>
+              <w:t xml:space="preserve"> </w:t>
+            </w:r>
+            <w:r>
+              <w:rPr>
+                <w:bCs/>
+                <w:b/>
+              </w:rPr>
+              <w:t xml:space="preserve">その場で文脈理解</w:t>
+            </w:r>
+          </w:p>
+        </w:tc>
+      </w:tr>
+      <w:tr>
+        <w:tc>
+          <w:tcPr/>
+          <w:p>
+            <w:pPr>
+              <w:pStyle w:val="Compact"/>
+              <w:jc w:val="left"/>
+            </w:pPr>
+            <w:r>
+              <w:t xml:space="preserve">表構造の認識</w:t>
+            </w:r>
+          </w:p>
+        </w:tc>
+        <w:tc>
+          <w:tcPr/>
+          <w:p>
+            <w:pPr>
+              <w:pStyle w:val="Compact"/>
+              <w:jc w:val="left"/>
+            </w:pPr>
+            <w:r>
+              <w:t xml:space="preserve">罫線検出 + ルールベースのセル分割</w:t>
+            </w:r>
+            <w:r>
+              <w:t xml:space="preserve">(罫線が薄い・斜め・歪んだ撮影では崩れる)</w:t>
+            </w:r>
+          </w:p>
+        </w:tc>
+        <w:tc>
+          <w:tcPr/>
+          <w:p>
+            <w:pPr>
+              <w:pStyle w:val="Compact"/>
+              <w:jc w:val="left"/>
+            </w:pPr>
+            <w:r>
+              <w:t xml:space="preserve">「これは検査項目の表である」と AI が</w:t>
+            </w:r>
+            <w:r>
+              <w:rPr>
+                <w:bCs/>
+                <w:b/>
+              </w:rPr>
+              <w:t xml:space="preserve">意味として認識</w:t>
+            </w:r>
+            <w:r>
+              <w:t xml:space="preserve">し、罫線が無くてもセルを正しく対応付け</w:t>
+            </w:r>
+          </w:p>
+        </w:tc>
+      </w:tr>
+      <w:tr>
+        <w:tc>
+          <w:tcPr/>
+          <w:p>
+            <w:pPr>
+              <w:pStyle w:val="Compact"/>
+              <w:jc w:val="left"/>
+            </w:pPr>
+            <w:r>
+              <w:t xml:space="preserve">列の対応</w:t>
+            </w:r>
+          </w:p>
+        </w:tc>
+        <w:tc>
+          <w:tcPr/>
+          <w:p>
+            <w:pPr>
+              <w:pStyle w:val="Compact"/>
+              <w:jc w:val="left"/>
+            </w:pPr>
+            <w:r>
+              <w:t xml:space="preserve">座標ベースで「○番目の列」を機械的に割当</w:t>
+            </w:r>
+            <w:r>
+              <w:t xml:space="preserve">(列の幅やズレに脆い)</w:t>
+            </w:r>
+          </w:p>
+        </w:tc>
+        <w:tc>
+          <w:tcPr/>
+          <w:p>
+            <w:pPr>
+              <w:pStyle w:val="Compact"/>
+              <w:jc w:val="left"/>
+            </w:pPr>
+            <w:r>
+              <w:t xml:space="preserve">「読取値」「単位」「下限値」「上限値」を</w:t>
+            </w:r>
+            <w:r>
+              <w:t xml:space="preserve"> </w:t>
+            </w:r>
+            <w:r>
+              <w:rPr>
+                <w:bCs/>
+                <w:b/>
+              </w:rPr>
+              <w:t xml:space="preserve">列ヘッダの意味</w:t>
+            </w:r>
+            <w:r>
+              <w:t xml:space="preserve">から判定。並び順が違っても正しく対応</w:t>
+            </w:r>
+          </w:p>
+        </w:tc>
+      </w:tr>
+      <w:tr>
+        <w:tc>
+          <w:tcPr/>
+          <w:p>
+            <w:pPr>
+              <w:pStyle w:val="Compact"/>
+              <w:jc w:val="left"/>
+            </w:pPr>
+            <w:r>
+              <w:t xml:space="preserve">手書き文字</w:t>
+            </w:r>
+          </w:p>
+        </w:tc>
+        <w:tc>
+          <w:tcPr/>
+          <w:p>
+            <w:pPr>
+              <w:pStyle w:val="Compact"/>
+              <w:jc w:val="left"/>
+            </w:pPr>
+            <w:r>
+              <w:t xml:space="preserve">認識精度が著しく低下</w:t>
+            </w:r>
+            <w:r>
+              <w:t xml:space="preserve">(辞書登録の手書きパターンに限定)</w:t>
+            </w:r>
+          </w:p>
+        </w:tc>
+        <w:tc>
+          <w:tcPr/>
+          <w:p>
+            <w:pPr>
+              <w:pStyle w:val="Compact"/>
+              <w:jc w:val="left"/>
+            </w:pPr>
+            <w:r>
+              <w:rPr>
+                <w:bCs/>
+                <w:b/>
+              </w:rPr>
+              <w:t xml:space="preserve">前後の文脈</w:t>
+            </w:r>
+            <w:r>
+              <w:t xml:space="preserve"> </w:t>
+            </w:r>
+            <w:r>
+              <w:t xml:space="preserve">(隣のセル / 同じ行の項目名 / 一般的な検査基準値) を AI が参照して推論。「6.1」が読みづらくても、隣に「総たん白 / 単位 g/dl / 基準 6.6〜8.1」とあれば「6.1」と確信を持って判定</w:t>
+            </w:r>
+          </w:p>
+        </w:tc>
+      </w:tr>
+      <w:tr>
+        <w:tc>
+          <w:tcPr/>
+          <w:p>
+            <w:pPr>
+              <w:pStyle w:val="Compact"/>
+              <w:jc w:val="left"/>
+            </w:pPr>
+            <w:r>
+              <w:t xml:space="preserve">赤線・蛍光ペン強調</w:t>
+            </w:r>
+          </w:p>
+        </w:tc>
+        <w:tc>
+          <w:tcPr/>
+          <w:p>
+            <w:pPr>
+              <w:pStyle w:val="Compact"/>
+              <w:jc w:val="left"/>
+            </w:pPr>
+            <w:r>
+              <w:t xml:space="preserve">認識不可 (色情報を捨てるか、別途ルール実装が必要)</w:t>
+            </w:r>
+          </w:p>
+        </w:tc>
+        <w:tc>
+          <w:tcPr/>
+          <w:p>
+            <w:pPr>
+              <w:pStyle w:val="Compact"/>
+              <w:jc w:val="left"/>
+            </w:pPr>
+            <w:r>
+              <w:rPr>
+                <w:bCs/>
+                <w:b/>
+              </w:rPr>
+              <w:t xml:space="preserve">AI が「赤ペンで強調 = 注目すべき箇所」と意味理解</w:t>
+            </w:r>
+            <w:r>
+              <w:t xml:space="preserve"> </w:t>
+            </w:r>
+            <w:r>
+              <w:t xml:space="preserve">し、抽出結果に「強調」タグを自動付与</w:t>
+            </w:r>
+          </w:p>
+        </w:tc>
+      </w:tr>
+      <w:tr>
+        <w:tc>
+          <w:tcPr/>
+          <w:p>
+            <w:pPr>
+              <w:pStyle w:val="Compact"/>
+              <w:jc w:val="left"/>
+            </w:pPr>
+            <w:r>
+              <w:t xml:space="preserve">異常値判定 (H/L)</w:t>
+            </w:r>
+          </w:p>
+        </w:tc>
+        <w:tc>
+          <w:tcPr/>
+          <w:p>
+            <w:pPr>
+              <w:pStyle w:val="Compact"/>
+              <w:jc w:val="left"/>
+            </w:pPr>
+            <w:r>
+              <w:t xml:space="preserve">文字として「H」「L」を拾う程度</w:t>
+            </w:r>
+            <w:r>
+              <w:t xml:space="preserve">(判定根拠の説明不可)</w:t>
+            </w:r>
+          </w:p>
+        </w:tc>
+        <w:tc>
+          <w:tcPr/>
+          <w:p>
+            <w:pPr>
+              <w:pStyle w:val="Compact"/>
+              <w:jc w:val="left"/>
+            </w:pPr>
+            <w:r>
+              <w:t xml:space="preserve">値と基準値を</w:t>
+            </w:r>
+            <w:r>
+              <w:t xml:space="preserve"> </w:t>
+            </w:r>
+            <w:r>
+              <w:rPr>
+                <w:bCs/>
+                <w:b/>
+              </w:rPr>
+              <w:t xml:space="preserve">AI が比較理解</w:t>
+            </w:r>
+            <w:r>
+              <w:t xml:space="preserve"> </w:t>
+            </w:r>
+            <w:r>
+              <w:t xml:space="preserve">し、自ら「H 判定」を再現できる</w:t>
+            </w:r>
+            <w:r>
+              <w:t xml:space="preserve">(誤読の検出にも寄与)</w:t>
+            </w:r>
+          </w:p>
+        </w:tc>
+      </w:tr>
+      <w:tr>
+        <w:tc>
+          <w:tcPr/>
+          <w:p>
+            <w:pPr>
+              <w:pStyle w:val="Compact"/>
+              <w:jc w:val="left"/>
+            </w:pPr>
+            <w:r>
+              <w:t xml:space="preserve">誤読リスクの自己申告</w:t>
+            </w:r>
+          </w:p>
+        </w:tc>
+        <w:tc>
+          <w:tcPr/>
+          <w:p>
+            <w:pPr>
+              <w:pStyle w:val="Compact"/>
+              <w:jc w:val="left"/>
+            </w:pPr>
+            <w:r>
+              <w:t xml:space="preserve">不可能 (OCR エンジンは「自信」のスコアしか出さない)</w:t>
+            </w:r>
+          </w:p>
+        </w:tc>
+        <w:tc>
+          <w:tcPr/>
+          <w:p>
+            <w:pPr>
+              <w:pStyle w:val="Compact"/>
+              <w:jc w:val="left"/>
+            </w:pPr>
+            <w:r>
+              <w:rPr>
+                <w:bCs/>
+                <w:b/>
+              </w:rPr>
+              <w:t xml:space="preserve">「この行は信頼度が低い」「ここはユーザー確認推奨」を AI が自然言語で表明</w:t>
+            </w:r>
+            <w:r>
+              <w:t xml:space="preserve"> </w:t>
+            </w:r>
+            <w:r>
+              <w:t xml:space="preserve">できる (本パイロットでは 58 件中 18 件を要確認に列挙)</w:t>
+            </w:r>
+          </w:p>
+        </w:tc>
+      </w:tr>
+      <w:tr>
+        <w:tc>
+          <w:tcPr/>
+          <w:p>
+            <w:pPr>
+              <w:pStyle w:val="Compact"/>
+              <w:jc w:val="left"/>
+            </w:pPr>
+            <w:r>
+              <w:t xml:space="preserve">多言語・記号</w:t>
+            </w:r>
+          </w:p>
+        </w:tc>
+        <w:tc>
+          <w:tcPr/>
+          <w:p>
+            <w:pPr>
+              <w:pStyle w:val="Compact"/>
+              <w:jc w:val="left"/>
+            </w:pPr>
+            <w:r>
+              <w:t xml:space="preserve">言語別エンジンの切替が必要</w:t>
+            </w:r>
+          </w:p>
+        </w:tc>
+        <w:tc>
+          <w:tcPr/>
+          <w:p>
+            <w:pPr>
+              <w:pStyle w:val="Compact"/>
+              <w:jc w:val="left"/>
+            </w:pPr>
+            <w:r>
+              <w:t xml:space="preserve">日本語・英語・略号 (AST / GPT / γ-GTP 等)・単位 (mmol/l, µg/ml 等) を</w:t>
+            </w:r>
+            <w:r>
+              <w:rPr>
+                <w:bCs/>
+                <w:b/>
+              </w:rPr>
+              <w:t xml:space="preserve">同一モデルが同時処理</w:t>
+            </w:r>
+          </w:p>
+        </w:tc>
+      </w:tr>
+      <w:tr>
+        <w:tc>
+          <w:tcPr/>
+          <w:p>
+            <w:pPr>
+              <w:pStyle w:val="Compact"/>
+              <w:jc w:val="left"/>
+            </w:pPr>
+            <w:r>
+              <w:t xml:space="preserve">新フォーマット対応コスト</w:t>
+            </w:r>
+          </w:p>
+        </w:tc>
+        <w:tc>
+          <w:tcPr/>
+          <w:p>
+            <w:pPr>
+              <w:pStyle w:val="Compact"/>
+              <w:jc w:val="left"/>
+            </w:pPr>
+            <w:r>
+              <w:t xml:space="preserve">1 フォーマット追加 = 学習・調整工数で数日〜数週</w:t>
+            </w:r>
+          </w:p>
+        </w:tc>
+        <w:tc>
+          <w:tcPr/>
+          <w:p>
+            <w:pPr>
+              <w:pStyle w:val="Compact"/>
+              <w:jc w:val="left"/>
+            </w:pPr>
+            <w:r>
+              <w:rPr>
+                <w:bCs/>
+                <w:b/>
+              </w:rPr>
+              <w:t xml:space="preserve">コスト ≒ ゼロ</w:t>
+            </w:r>
+            <w:r>
+              <w:t xml:space="preserve"> </w:t>
+            </w:r>
+            <w:r>
+              <w:t xml:space="preserve">(プロンプトを更新するだけで即対応)</w:t>
+            </w:r>
+          </w:p>
+        </w:tc>
+      </w:tr>
+    </w:tbl>
+    <w:bookmarkEnd w:id="33"/>
+    <w:bookmarkStart w:id="34" w:name="X673db8f59f3b0c2cb9c2e1ed76a2e29b4f801e9"/>
+    <w:p>
+      <w:pPr>
+        <w:pStyle w:val="Heading4"/>
+      </w:pPr>
+      <w:r>
+        <w:t xml:space="preserve">5.2.2 「AI が理解している」ことの実例</w:t>
+      </w:r>
+    </w:p>
+    <w:p>
+      <w:pPr>
+        <w:pStyle w:val="FirstParagraph"/>
+      </w:pPr>
+      <w:r>
+        <w:t xml:space="preserve">本パイロットの AI スキャンが「文字を読む」のではなく「内容を理解している」ことは、以下のように具体的に観察できる:</w:t>
+      </w:r>
+    </w:p>
+    <w:p>
+      <w:pPr>
+        <w:numPr>
+          <w:ilvl w:val="0"/>
+          <w:numId w:val="1004"/>
+        </w:numPr>
+        <w:pStyle w:val="Compact"/>
+      </w:pPr>
+      <w:r>
+        <w:rPr>
+          <w:bCs/>
+          <w:b/>
+        </w:rPr>
+        <w:t xml:space="preserve">項目名の異表記を自動同定</w:t>
+      </w:r>
+      <w:r>
+        <w:t xml:space="preserve">: 「総たん白」「総タンパク」「TP」「Total Protein」をすべて同じ検査項目として扱える (OCR では別物として登録が必要)</w:t>
+      </w:r>
+    </w:p>
+    <w:p>
+      <w:pPr>
+        <w:numPr>
+          <w:ilvl w:val="0"/>
+          <w:numId w:val="1004"/>
+        </w:numPr>
+        <w:pStyle w:val="Compact"/>
+      </w:pPr>
+      <w:r>
+        <w:rPr>
+          <w:bCs/>
+          <w:b/>
+        </w:rPr>
+        <w:t xml:space="preserve">単位の常識補完</w:t>
+      </w:r>
+      <w:r>
+        <w:t xml:space="preserve">: 「AST 26」だけ書かれていても、「血液生化学検査の AST であれば単位は U/L である」と AI が補完</w:t>
+      </w:r>
+    </w:p>
+    <w:p>
+      <w:pPr>
+        <w:numPr>
+          <w:ilvl w:val="0"/>
+          <w:numId w:val="1004"/>
+        </w:numPr>
+        <w:pStyle w:val="Compact"/>
+      </w:pPr>
+      <w:r>
+        <w:rPr>
+          <w:bCs/>
+          <w:b/>
+        </w:rPr>
+        <w:t xml:space="preserve">基準値の医学的妥当性チェック</w:t>
+      </w:r>
+      <w:r>
+        <w:t xml:space="preserve">: 抽出した値が医学的にあり得ない範囲 (例: 血糖値 5000 mg/dL) であれば「読み取りエラーの可能性」として「要確認」に分類</w:t>
+      </w:r>
+    </w:p>
+    <w:p>
+      <w:pPr>
+        <w:numPr>
+          <w:ilvl w:val="0"/>
+          <w:numId w:val="1004"/>
+        </w:numPr>
+        <w:pStyle w:val="Compact"/>
+      </w:pPr>
+      <w:r>
+        <w:rPr>
+          <w:bCs/>
+          <w:b/>
+        </w:rPr>
+        <w:t xml:space="preserve">手書き赤線の対象セル特定</w:t>
+      </w:r>
+      <w:r>
+        <w:t xml:space="preserve">: 蛍光ペンや赤鉛筆の引き方が雑でも、「隣接行のどの値を強調しているか」を文脈から推定</w:t>
+      </w:r>
+    </w:p>
+    <w:bookmarkEnd w:id="34"/>
+    <w:bookmarkStart w:id="35" w:name="X93d52487e49ac98c241b61c461ffc4296d8af89"/>
+    <w:p>
+      <w:pPr>
+        <w:pStyle w:val="Heading4"/>
+      </w:pPr>
+      <w:r>
+        <w:t xml:space="preserve">5.2.3 認識力・理解力における圧倒的優位</w:t>
+      </w:r>
+    </w:p>
+    <w:p>
+      <w:pPr>
+        <w:pStyle w:val="FirstParagraph"/>
+      </w:pPr>
+      <w:r>
+        <w:t xml:space="preserve">総じて本パイロットの AI スキャンは、</w:t>
+      </w:r>
+      <w:r>
+        <w:rPr>
+          <w:bCs/>
+          <w:b/>
+        </w:rPr>
+        <w:t xml:space="preserve">従来 OCR と比較して以下の点で次元の異なる優位性</w:t>
+      </w:r>
+      <w:r>
+        <w:t xml:space="preserve"> </w:t>
+      </w:r>
+      <w:r>
+        <w:t xml:space="preserve">を有する:</w:t>
+      </w:r>
+    </w:p>
+    <w:tbl>
+      <w:tblPr>
+        <w:tblStyle w:val="Table"/>
+        <w:tblW w:type="auto" w:w="0"/>
+        <w:tblLook w:firstRow="1" w:lastRow="0" w:firstColumn="0" w:lastColumn="0" w:noHBand="0" w:noVBand="0" w:val="0020"/>
+        <w:jc w:val="start"/>
+      </w:tblPr>
+      <w:tblGrid>
+        <w:gridCol w:w="2640"/>
+        <w:gridCol w:w="2640"/>
+        <w:gridCol w:w="2640"/>
+      </w:tblGrid>
+      <w:tr>
+        <w:trPr>
+          <w:tblHeader w:val="true"/>
+        </w:trPr>
+        <w:tc>
+          <w:tcPr/>
+          <w:p>
+            <w:pPr>
+              <w:pStyle w:val="Compact"/>
+              <w:jc w:val="left"/>
+            </w:pPr>
+            <w:r>
               <w:t xml:space="preserve">項目</w:t>
             </w:r>
           </w:p>
@@ -3476,9 +4148,9 @@
         <w:t xml:space="preserve">唯一の委託先であり、本補助事業の革新性を期間内に達成するには UNFIX 社への単独委託が技術的に必須である。</w:t>
       </w:r>
     </w:p>
-    <w:bookmarkEnd w:id="33"/>
-    <w:bookmarkEnd w:id="34"/>
-    <w:bookmarkStart w:id="38" w:name="X5bd4d41643c01517e69ffc2c6207178fc550e83"/>
+    <w:bookmarkEnd w:id="35"/>
+    <w:bookmarkEnd w:id="36"/>
+    <w:bookmarkStart w:id="40" w:name="X5bd4d41643c01517e69ffc2c6207178fc550e83"/>
     <w:p>
       <w:pPr>
         <w:pStyle w:val="Heading3"/>
@@ -3495,7 +4167,7 @@
         <w:t xml:space="preserve">UNFIX 社のパイロット V1 を、当社 (Wellfort) 役員レビューにて検証した結果を以下に示す。</w:t>
       </w:r>
     </w:p>
-    <w:bookmarkStart w:id="35" w:name="検証材料"/>
+    <w:bookmarkStart w:id="37" w:name="検証材料"/>
     <w:p>
       <w:pPr>
         <w:pStyle w:val="Heading4"/>
@@ -3508,7 +4180,7 @@
       <w:pPr>
         <w:numPr>
           <w:ilvl w:val="0"/>
-          <w:numId w:val="1004"/>
+          <w:numId w:val="1005"/>
         </w:numPr>
         <w:pStyle w:val="Compact"/>
       </w:pPr>
@@ -3527,7 +4199,7 @@
       <w:pPr>
         <w:numPr>
           <w:ilvl w:val="0"/>
-          <w:numId w:val="1004"/>
+          <w:numId w:val="1005"/>
         </w:numPr>
         <w:pStyle w:val="Compact"/>
       </w:pPr>
@@ -3555,7 +4227,7 @@
       <w:pPr>
         <w:numPr>
           <w:ilvl w:val="0"/>
-          <w:numId w:val="1004"/>
+          <w:numId w:val="1005"/>
         </w:numPr>
         <w:pStyle w:val="Compact"/>
       </w:pPr>
@@ -3567,7 +4239,7 @@
       <w:pPr>
         <w:numPr>
           <w:ilvl w:val="0"/>
-          <w:numId w:val="1004"/>
+          <w:numId w:val="1005"/>
         </w:numPr>
         <w:pStyle w:val="Compact"/>
       </w:pPr>
@@ -3589,7 +4261,7 @@
       <w:pPr>
         <w:numPr>
           <w:ilvl w:val="0"/>
-          <w:numId w:val="1004"/>
+          <w:numId w:val="1005"/>
         </w:numPr>
         <w:pStyle w:val="Compact"/>
       </w:pPr>
@@ -3597,8 +4269,8 @@
         <w:t xml:space="preserve">患者氏名・ID 等の個人情報が含まれる</w:t>
       </w:r>
     </w:p>
-    <w:bookmarkEnd w:id="35"/>
-    <w:bookmarkStart w:id="36" w:name="検証結果-添付スクリーンショット①--②--③-参照"/>
+    <w:bookmarkEnd w:id="37"/>
+    <w:bookmarkStart w:id="38" w:name="検証結果-添付スクリーンショット①--②--③-参照"/>
     <w:p>
       <w:pPr>
         <w:pStyle w:val="Heading4"/>
@@ -4012,8 +4684,8 @@
         </w:tc>
       </w:tr>
     </w:tbl>
-    <w:bookmarkEnd w:id="36"/>
-    <w:bookmarkStart w:id="37" w:name="添付資料一覧-本書とともに事務局へ提出"/>
+    <w:bookmarkEnd w:id="38"/>
+    <w:bookmarkStart w:id="39" w:name="添付資料一覧-本書とともに事務局へ提出"/>
     <w:p>
       <w:pPr>
         <w:pStyle w:val="Heading4"/>
@@ -4179,9 +4851,9 @@
         </w:tc>
       </w:tr>
     </w:tbl>
-    <w:bookmarkEnd w:id="37"/>
-    <w:bookmarkEnd w:id="38"/>
-    <w:bookmarkStart w:id="39" w:name="X7a385e5bd7ed35556335c0a1b0b7df0aacbc642"/>
+    <w:bookmarkEnd w:id="39"/>
+    <w:bookmarkEnd w:id="40"/>
+    <w:bookmarkStart w:id="41" w:name="X7a385e5bd7ed35556335c0a1b0b7df0aacbc642"/>
     <w:p>
       <w:pPr>
         <w:pStyle w:val="Heading3"/>
@@ -4202,7 +4874,7 @@
       <w:pPr>
         <w:numPr>
           <w:ilvl w:val="0"/>
-          <w:numId w:val="1005"/>
+          <w:numId w:val="1006"/>
         </w:numPr>
         <w:pStyle w:val="Compact"/>
       </w:pPr>
@@ -4224,7 +4896,7 @@
       <w:pPr>
         <w:numPr>
           <w:ilvl w:val="0"/>
-          <w:numId w:val="1005"/>
+          <w:numId w:val="1006"/>
         </w:numPr>
         <w:pStyle w:val="Compact"/>
       </w:pPr>
@@ -4246,7 +4918,7 @@
       <w:pPr>
         <w:numPr>
           <w:ilvl w:val="0"/>
-          <w:numId w:val="1005"/>
+          <w:numId w:val="1006"/>
         </w:numPr>
         <w:pStyle w:val="Compact"/>
       </w:pPr>
@@ -4268,7 +4940,7 @@
       <w:pPr>
         <w:numPr>
           <w:ilvl w:val="0"/>
-          <w:numId w:val="1005"/>
+          <w:numId w:val="1006"/>
         </w:numPr>
         <w:pStyle w:val="Compact"/>
       </w:pPr>
@@ -4311,9 +4983,9 @@
         </w:pict>
       </w:r>
     </w:p>
-    <w:bookmarkEnd w:id="39"/>
-    <w:bookmarkEnd w:id="40"/>
-    <w:bookmarkStart w:id="43" w:name="第-6-章-選定理由⑤--単一委託による責任分界の最適化"/>
+    <w:bookmarkEnd w:id="41"/>
+    <w:bookmarkEnd w:id="42"/>
+    <w:bookmarkStart w:id="45" w:name="第-6-章-選定理由⑤--単一委託による責任分界の最適化"/>
     <w:p>
       <w:pPr>
         <w:pStyle w:val="Heading2"/>
@@ -4322,7 +4994,7 @@
         <w:t xml:space="preserve">第 6 章 選定理由⑤ — 単一委託による責任分界の最適化</w:t>
       </w:r>
     </w:p>
-    <w:bookmarkStart w:id="41" w:name="Xacfa7f99998ddf85b39785d1040a61765122cd5"/>
+    <w:bookmarkStart w:id="43" w:name="Xacfa7f99998ddf85b39785d1040a61765122cd5"/>
     <w:p>
       <w:pPr>
         <w:pStyle w:val="Heading3"/>
@@ -4561,8 +5233,8 @@
         </w:tc>
       </w:tr>
     </w:tbl>
-    <w:bookmarkEnd w:id="41"/>
-    <w:bookmarkStart w:id="42" w:name="X6ab8c1bc902aa0726ddad564d13f5cf7521f6f4"/>
+    <w:bookmarkEnd w:id="43"/>
+    <w:bookmarkStart w:id="44" w:name="X6ab8c1bc902aa0726ddad564d13f5cf7521f6f4"/>
     <w:p>
       <w:pPr>
         <w:pStyle w:val="Heading3"/>
@@ -4583,7 +5255,7 @@
       <w:pPr>
         <w:numPr>
           <w:ilvl w:val="0"/>
-          <w:numId w:val="1006"/>
+          <w:numId w:val="1007"/>
         </w:numPr>
         <w:pStyle w:val="Compact"/>
       </w:pPr>
@@ -4611,7 +5283,7 @@
       <w:pPr>
         <w:numPr>
           <w:ilvl w:val="0"/>
-          <w:numId w:val="1006"/>
+          <w:numId w:val="1007"/>
         </w:numPr>
         <w:pStyle w:val="Compact"/>
       </w:pPr>
@@ -4633,7 +5305,7 @@
       <w:pPr>
         <w:numPr>
           <w:ilvl w:val="0"/>
-          <w:numId w:val="1006"/>
+          <w:numId w:val="1007"/>
         </w:numPr>
         <w:pStyle w:val="Compact"/>
       </w:pPr>
@@ -4666,9 +5338,9 @@
         </w:pict>
       </w:r>
     </w:p>
-    <w:bookmarkEnd w:id="42"/>
-    <w:bookmarkEnd w:id="43"/>
-    <w:bookmarkStart w:id="45" w:name="第-7-章-まとめ--5-つの観点の総合判断"/>
+    <w:bookmarkEnd w:id="44"/>
+    <w:bookmarkEnd w:id="45"/>
+    <w:bookmarkStart w:id="47" w:name="第-7-章-まとめ--5-つの観点の総合判断"/>
     <w:p>
       <w:pPr>
         <w:pStyle w:val="Heading2"/>
@@ -4815,31 +5487,31 @@
               <w:jc w:val="left"/>
             </w:pPr>
             <w:r>
-              <w:t xml:space="preserve">③ AI 駆動開発実績と既存プラットフォーム流用</w:t>
-            </w:r>
-          </w:p>
-        </w:tc>
-        <w:tc>
-          <w:tcPr/>
-          <w:p>
-            <w:pPr>
-              <w:pStyle w:val="Compact"/>
-              <w:jc w:val="left"/>
-            </w:pPr>
-            <w:r>
-              <w:t xml:space="preserve">既存 PoC を流用し 2.5 ヶ月で本格化可能</w:t>
-            </w:r>
-          </w:p>
-        </w:tc>
-        <w:tc>
-          <w:tcPr/>
-          <w:p>
-            <w:pPr>
-              <w:pStyle w:val="Compact"/>
-              <w:jc w:val="left"/>
-            </w:pPr>
-            <w:r>
-              <w:t xml:space="preserve">他社では 3〜6 ヶ月の助走が必要 → ローンチ不能</w:t>
+              <w:t xml:space="preserve">③ AI 駆動開発実績と既存社内プラットフォーム技術の流用</w:t>
+            </w:r>
+          </w:p>
+        </w:tc>
+        <w:tc>
+          <w:tcPr/>
+          <w:p>
+            <w:pPr>
+              <w:pStyle w:val="Compact"/>
+              <w:jc w:val="left"/>
+            </w:pPr>
+            <w:r>
+              <w:t xml:space="preserve">社内に蓄積された汎用基盤 (認証 / 2 スキーマ DB / AI 連携 / マルチモーダルスキャン / 音声 UX 等) を流用し、短期で高品質のパイロットを実証済 → 本格化フェーズも 2.5 ヶ月で完了可能</w:t>
+            </w:r>
+          </w:p>
+        </w:tc>
+        <w:tc>
+          <w:tcPr/>
+          <w:p>
+            <w:pPr>
+              <w:pStyle w:val="Compact"/>
+              <w:jc w:val="left"/>
+            </w:pPr>
+            <w:r>
+              <w:t xml:space="preserve">他社は社内基盤が無く 3〜6 ヶ月のゼロ構築 → ローンチ不能。相見積もり自体が成立しない</w:t>
             </w:r>
           </w:p>
         </w:tc>
@@ -4973,7 +5645,7 @@
         </w:pict>
       </w:r>
     </w:p>
-    <w:bookmarkStart w:id="44" w:name="添付資料"/>
+    <w:bookmarkStart w:id="46" w:name="添付資料"/>
     <w:p>
       <w:pPr>
         <w:pStyle w:val="Heading3"/>
@@ -4986,7 +5658,7 @@
       <w:pPr>
         <w:numPr>
           <w:ilvl w:val="0"/>
-          <w:numId w:val="1007"/>
+          <w:numId w:val="1008"/>
         </w:numPr>
         <w:pStyle w:val="Compact"/>
       </w:pPr>
@@ -4998,7 +5670,7 @@
       <w:pPr>
         <w:numPr>
           <w:ilvl w:val="0"/>
-          <w:numId w:val="1007"/>
+          <w:numId w:val="1008"/>
         </w:numPr>
         <w:pStyle w:val="Compact"/>
       </w:pPr>
@@ -5010,7 +5682,7 @@
       <w:pPr>
         <w:numPr>
           <w:ilvl w:val="0"/>
-          <w:numId w:val="1007"/>
+          <w:numId w:val="1008"/>
         </w:numPr>
         <w:pStyle w:val="Compact"/>
       </w:pPr>
@@ -5022,7 +5694,7 @@
       <w:pPr>
         <w:numPr>
           <w:ilvl w:val="0"/>
-          <w:numId w:val="1007"/>
+          <w:numId w:val="1008"/>
         </w:numPr>
         <w:pStyle w:val="Compact"/>
       </w:pPr>
@@ -5030,9 +5702,9 @@
         <w:t xml:space="preserve">AI スキャン結果 — #2 右側検査表 詳細展開 (24 項目構造化抽出)</w:t>
       </w:r>
     </w:p>
-    <w:bookmarkEnd w:id="44"/>
-    <w:bookmarkEnd w:id="45"/>
     <w:bookmarkEnd w:id="46"/>
+    <w:bookmarkEnd w:id="47"/>
+    <w:bookmarkEnd w:id="48"/>
     <w:sectPr/>
   </w:body>
 </w:document>
@@ -5310,12 +5982,6 @@
     <w:abstractNumId w:val="991"/>
   </w:num>
   <w:num w:numId="1003">
-    <w:abstractNumId w:val="991"/>
-  </w:num>
-  <w:num w:numId="1004">
-    <w:abstractNumId w:val="991"/>
-  </w:num>
-  <w:num w:numId="1005">
     <w:abstractNumId w:val="99411"/>
     <w:lvlOverride w:ilvl="0">
       <w:startOverride w:val="1"/>
@@ -5344,6 +6010,12 @@
     <w:lvlOverride w:ilvl="8">
       <w:startOverride w:val="1"/>
     </w:lvlOverride>
+  </w:num>
+  <w:num w:numId="1004">
+    <w:abstractNumId w:val="991"/>
+  </w:num>
+  <w:num w:numId="1005">
+    <w:abstractNumId w:val="991"/>
   </w:num>
   <w:num w:numId="1006">
     <w:abstractNumId w:val="99411"/>
@@ -5376,6 +6048,36 @@
     </w:lvlOverride>
   </w:num>
   <w:num w:numId="1007">
+    <w:abstractNumId w:val="99411"/>
+    <w:lvlOverride w:ilvl="0">
+      <w:startOverride w:val="1"/>
+    </w:lvlOverride>
+    <w:lvlOverride w:ilvl="1">
+      <w:startOverride w:val="1"/>
+    </w:lvlOverride>
+    <w:lvlOverride w:ilvl="2">
+      <w:startOverride w:val="1"/>
+    </w:lvlOverride>
+    <w:lvlOverride w:ilvl="3">
+      <w:startOverride w:val="1"/>
+    </w:lvlOverride>
+    <w:lvlOverride w:ilvl="4">
+      <w:startOverride w:val="1"/>
+    </w:lvlOverride>
+    <w:lvlOverride w:ilvl="5">
+      <w:startOverride w:val="1"/>
+    </w:lvlOverride>
+    <w:lvlOverride w:ilvl="6">
+      <w:startOverride w:val="1"/>
+    </w:lvlOverride>
+    <w:lvlOverride w:ilvl="7">
+      <w:startOverride w:val="1"/>
+    </w:lvlOverride>
+    <w:lvlOverride w:ilvl="8">
+      <w:startOverride w:val="1"/>
+    </w:lvlOverride>
+  </w:num>
+  <w:num w:numId="1008">
     <w:abstractNumId w:val="99411"/>
     <w:lvlOverride w:ilvl="0">
       <w:startOverride w:val="1"/>
